--- a/Dars materiallari 2025-2026/Python dasturlash tili 2025-2026/5-kurs/1.10 Funksiya/1.10.1 Standart funksiyalar.docx
+++ b/Dars materiallari 2025-2026/Python dasturlash tili 2025-2026/5-kurs/1.10 Funksiya/1.10.1 Standart funksiyalar.docx
@@ -7030,7 +7030,6 @@
           <w:sz w:val="24"/>
           <w:szCs w:val="24"/>
         </w:rPr>
-        <w:lastRenderedPageBreak/>
         <w:t>Natija:</w:t>
       </w:r>
     </w:p>
@@ -7070,6 +7069,7 @@
           <w:sz w:val="20"/>
           <w:szCs w:val="20"/>
         </w:rPr>
+        <w:lastRenderedPageBreak/>
         <w:t>10</w:t>
       </w:r>
     </w:p>
@@ -8668,50 +8668,50 @@
           <w:sz w:val="21"/>
           <w:szCs w:val="21"/>
         </w:rPr>
+        <w:t>import</w:t>
+      </w:r>
+      <w:r>
+        <w:rPr>
+          <w:rFonts w:ascii="Consolas" w:eastAsia="Times New Roman" w:hAnsi="Consolas" w:cs="Times New Roman"/>
+          <w:color w:val="333333"/>
+          <w:sz w:val="21"/>
+          <w:szCs w:val="21"/>
+        </w:rPr>
+        <w:t xml:space="preserve"> </w:t>
+      </w:r>
+      <w:r>
+        <w:rPr>
+          <w:rFonts w:ascii="Consolas" w:eastAsia="Times New Roman" w:hAnsi="Consolas" w:cs="Times New Roman"/>
+          <w:b/>
+          <w:bCs/>
+          <w:color w:val="7A3E9D"/>
+          <w:sz w:val="21"/>
+          <w:szCs w:val="21"/>
+        </w:rPr>
+        <w:t>random</w:t>
+      </w:r>
+    </w:p>
+    <w:p>
+      <w:pPr>
+        <w:shd w:val="clear" w:color="auto" w:fill="F5F5F5"/>
+        <w:jc w:val="both"/>
+        <w:rPr>
+          <w:rFonts w:ascii="Consolas" w:eastAsia="Times New Roman" w:hAnsi="Consolas" w:cs="Times New Roman"/>
+          <w:color w:val="333333"/>
+          <w:sz w:val="21"/>
+          <w:szCs w:val="21"/>
+        </w:rPr>
+      </w:pPr>
+      <w:r>
+        <w:rPr>
+          <w:rFonts w:ascii="Consolas" w:eastAsia="Times New Roman" w:hAnsi="Consolas" w:cs="Times New Roman"/>
+          <w:b/>
+          <w:bCs/>
+          <w:color w:val="7A3E9D"/>
+          <w:sz w:val="21"/>
+          <w:szCs w:val="21"/>
+        </w:rPr>
         <w:lastRenderedPageBreak/>
-        <w:t>import</w:t>
-      </w:r>
-      <w:r>
-        <w:rPr>
-          <w:rFonts w:ascii="Consolas" w:eastAsia="Times New Roman" w:hAnsi="Consolas" w:cs="Times New Roman"/>
-          <w:color w:val="333333"/>
-          <w:sz w:val="21"/>
-          <w:szCs w:val="21"/>
-        </w:rPr>
-        <w:t xml:space="preserve"> </w:t>
-      </w:r>
-      <w:r>
-        <w:rPr>
-          <w:rFonts w:ascii="Consolas" w:eastAsia="Times New Roman" w:hAnsi="Consolas" w:cs="Times New Roman"/>
-          <w:b/>
-          <w:bCs/>
-          <w:color w:val="7A3E9D"/>
-          <w:sz w:val="21"/>
-          <w:szCs w:val="21"/>
-        </w:rPr>
-        <w:t>random</w:t>
-      </w:r>
-    </w:p>
-    <w:p>
-      <w:pPr>
-        <w:shd w:val="clear" w:color="auto" w:fill="F5F5F5"/>
-        <w:jc w:val="both"/>
-        <w:rPr>
-          <w:rFonts w:ascii="Consolas" w:eastAsia="Times New Roman" w:hAnsi="Consolas" w:cs="Times New Roman"/>
-          <w:color w:val="333333"/>
-          <w:sz w:val="21"/>
-          <w:szCs w:val="21"/>
-        </w:rPr>
-      </w:pPr>
-      <w:r>
-        <w:rPr>
-          <w:rFonts w:ascii="Consolas" w:eastAsia="Times New Roman" w:hAnsi="Consolas" w:cs="Times New Roman"/>
-          <w:b/>
-          <w:bCs/>
-          <w:color w:val="7A3E9D"/>
-          <w:sz w:val="21"/>
-          <w:szCs w:val="21"/>
-        </w:rPr>
         <w:t>random</w:t>
       </w:r>
       <w:r>
@@ -10522,36 +10522,36 @@
           <w:sz w:val="24"/>
           <w:szCs w:val="24"/>
         </w:rPr>
+        <w:t>Misol 1:</w:t>
+      </w:r>
+      <w:r>
+        <w:rPr>
+          <w:rFonts w:ascii="Times New Roman" w:eastAsia="Times New Roman" w:hAnsi="Times New Roman" w:cs="Times New Roman"/>
+          <w:sz w:val="24"/>
+          <w:szCs w:val="24"/>
+        </w:rPr>
+        <w:t xml:space="preserve"> Stringdan tasodifiy element olish</w:t>
+      </w:r>
+    </w:p>
+    <w:p>
+      <w:pPr>
+        <w:shd w:val="clear" w:color="auto" w:fill="F5F5F5"/>
+        <w:jc w:val="both"/>
+        <w:rPr>
+          <w:rFonts w:ascii="Consolas" w:eastAsia="Times New Roman" w:hAnsi="Consolas" w:cs="Times New Roman"/>
+          <w:color w:val="333333"/>
+          <w:sz w:val="21"/>
+          <w:szCs w:val="21"/>
+        </w:rPr>
+      </w:pPr>
+      <w:r>
+        <w:rPr>
+          <w:rFonts w:ascii="Consolas" w:eastAsia="Times New Roman" w:hAnsi="Consolas" w:cs="Times New Roman"/>
+          <w:color w:val="7A3E9D"/>
+          <w:sz w:val="21"/>
+          <w:szCs w:val="21"/>
+        </w:rPr>
         <w:lastRenderedPageBreak/>
-        <w:t>Misol 1:</w:t>
-      </w:r>
-      <w:r>
-        <w:rPr>
-          <w:rFonts w:ascii="Times New Roman" w:eastAsia="Times New Roman" w:hAnsi="Times New Roman" w:cs="Times New Roman"/>
-          <w:sz w:val="24"/>
-          <w:szCs w:val="24"/>
-        </w:rPr>
-        <w:t xml:space="preserve"> Stringdan tasodifiy element olish</w:t>
-      </w:r>
-    </w:p>
-    <w:p>
-      <w:pPr>
-        <w:shd w:val="clear" w:color="auto" w:fill="F5F5F5"/>
-        <w:jc w:val="both"/>
-        <w:rPr>
-          <w:rFonts w:ascii="Consolas" w:eastAsia="Times New Roman" w:hAnsi="Consolas" w:cs="Times New Roman"/>
-          <w:color w:val="333333"/>
-          <w:sz w:val="21"/>
-          <w:szCs w:val="21"/>
-        </w:rPr>
-      </w:pPr>
-      <w:r>
-        <w:rPr>
-          <w:rFonts w:ascii="Consolas" w:eastAsia="Times New Roman" w:hAnsi="Consolas" w:cs="Times New Roman"/>
-          <w:color w:val="7A3E9D"/>
-          <w:sz w:val="21"/>
-          <w:szCs w:val="21"/>
-        </w:rPr>
         <w:t>txt</w:t>
       </w:r>
       <w:r>
@@ -13015,363 +13015,363 @@
           <w:sz w:val="21"/>
           <w:szCs w:val="21"/>
         </w:rPr>
+        <w:t>lst</w:t>
+      </w:r>
+      <w:r>
+        <w:rPr>
+          <w:rFonts w:ascii="Consolas" w:eastAsia="Times New Roman" w:hAnsi="Consolas" w:cs="Times New Roman"/>
+          <w:color w:val="333333"/>
+          <w:sz w:val="21"/>
+          <w:szCs w:val="21"/>
+        </w:rPr>
+        <w:t xml:space="preserve"> </w:t>
+      </w:r>
+      <w:r>
+        <w:rPr>
+          <w:rFonts w:ascii="Consolas" w:eastAsia="Times New Roman" w:hAnsi="Consolas" w:cs="Times New Roman"/>
+          <w:color w:val="777777"/>
+          <w:sz w:val="21"/>
+          <w:szCs w:val="21"/>
+        </w:rPr>
+        <w:t>=</w:t>
+      </w:r>
+      <w:r>
+        <w:rPr>
+          <w:rFonts w:ascii="Consolas" w:eastAsia="Times New Roman" w:hAnsi="Consolas" w:cs="Times New Roman"/>
+          <w:color w:val="333333"/>
+          <w:sz w:val="21"/>
+          <w:szCs w:val="21"/>
+        </w:rPr>
+        <w:t xml:space="preserve"> </w:t>
+      </w:r>
+      <w:r>
+        <w:rPr>
+          <w:rFonts w:ascii="Consolas" w:eastAsia="Times New Roman" w:hAnsi="Consolas" w:cs="Times New Roman"/>
+          <w:color w:val="777777"/>
+          <w:sz w:val="21"/>
+          <w:szCs w:val="21"/>
+        </w:rPr>
+        <w:t>[</w:t>
+      </w:r>
+      <w:r>
+        <w:rPr>
+          <w:rFonts w:ascii="Consolas" w:eastAsia="Times New Roman" w:hAnsi="Consolas" w:cs="Times New Roman"/>
+          <w:color w:val="9C5D27"/>
+          <w:sz w:val="21"/>
+          <w:szCs w:val="21"/>
+        </w:rPr>
+        <w:t>1</w:t>
+      </w:r>
+      <w:r>
+        <w:rPr>
+          <w:rFonts w:ascii="Consolas" w:eastAsia="Times New Roman" w:hAnsi="Consolas" w:cs="Times New Roman"/>
+          <w:color w:val="777777"/>
+          <w:sz w:val="21"/>
+          <w:szCs w:val="21"/>
+        </w:rPr>
+        <w:t>,</w:t>
+      </w:r>
+      <w:r>
+        <w:rPr>
+          <w:rFonts w:ascii="Consolas" w:eastAsia="Times New Roman" w:hAnsi="Consolas" w:cs="Times New Roman"/>
+          <w:color w:val="333333"/>
+          <w:sz w:val="21"/>
+          <w:szCs w:val="21"/>
+        </w:rPr>
+        <w:t xml:space="preserve"> </w:t>
+      </w:r>
+      <w:r>
+        <w:rPr>
+          <w:rFonts w:ascii="Consolas" w:eastAsia="Times New Roman" w:hAnsi="Consolas" w:cs="Times New Roman"/>
+          <w:color w:val="9C5D27"/>
+          <w:sz w:val="21"/>
+          <w:szCs w:val="21"/>
+        </w:rPr>
+        <w:t>2</w:t>
+      </w:r>
+      <w:r>
+        <w:rPr>
+          <w:rFonts w:ascii="Consolas" w:eastAsia="Times New Roman" w:hAnsi="Consolas" w:cs="Times New Roman"/>
+          <w:color w:val="777777"/>
+          <w:sz w:val="21"/>
+          <w:szCs w:val="21"/>
+        </w:rPr>
+        <w:t>,</w:t>
+      </w:r>
+      <w:r>
+        <w:rPr>
+          <w:rFonts w:ascii="Consolas" w:eastAsia="Times New Roman" w:hAnsi="Consolas" w:cs="Times New Roman"/>
+          <w:color w:val="333333"/>
+          <w:sz w:val="21"/>
+          <w:szCs w:val="21"/>
+        </w:rPr>
+        <w:t xml:space="preserve"> </w:t>
+      </w:r>
+      <w:r>
+        <w:rPr>
+          <w:rFonts w:ascii="Consolas" w:eastAsia="Times New Roman" w:hAnsi="Consolas" w:cs="Times New Roman"/>
+          <w:color w:val="9C5D27"/>
+          <w:sz w:val="21"/>
+          <w:szCs w:val="21"/>
+        </w:rPr>
+        <w:t>3</w:t>
+      </w:r>
+      <w:r>
+        <w:rPr>
+          <w:rFonts w:ascii="Consolas" w:eastAsia="Times New Roman" w:hAnsi="Consolas" w:cs="Times New Roman"/>
+          <w:color w:val="777777"/>
+          <w:sz w:val="21"/>
+          <w:szCs w:val="21"/>
+        </w:rPr>
+        <w:t>]</w:t>
+      </w:r>
+    </w:p>
+    <w:p>
+      <w:pPr>
+        <w:shd w:val="clear" w:color="auto" w:fill="F5F5F5"/>
+        <w:jc w:val="both"/>
+        <w:rPr>
+          <w:rFonts w:ascii="Consolas" w:eastAsia="Times New Roman" w:hAnsi="Consolas" w:cs="Times New Roman"/>
+          <w:color w:val="333333"/>
+          <w:sz w:val="21"/>
+          <w:szCs w:val="21"/>
+        </w:rPr>
+      </w:pPr>
+      <w:r>
+        <w:rPr>
+          <w:rFonts w:ascii="Consolas" w:eastAsia="Times New Roman" w:hAnsi="Consolas" w:cs="Times New Roman"/>
+          <w:b/>
+          <w:bCs/>
+          <w:color w:val="AA3731"/>
+          <w:sz w:val="21"/>
+          <w:szCs w:val="21"/>
+        </w:rPr>
+        <w:t>print</w:t>
+      </w:r>
+      <w:r>
+        <w:rPr>
+          <w:rFonts w:ascii="Consolas" w:eastAsia="Times New Roman" w:hAnsi="Consolas" w:cs="Times New Roman"/>
+          <w:color w:val="777777"/>
+          <w:sz w:val="21"/>
+          <w:szCs w:val="21"/>
+        </w:rPr>
+        <w:t>(</w:t>
+      </w:r>
+      <w:r>
+        <w:rPr>
+          <w:rFonts w:ascii="Consolas" w:eastAsia="Times New Roman" w:hAnsi="Consolas" w:cs="Times New Roman"/>
+          <w:color w:val="333333"/>
+          <w:sz w:val="21"/>
+          <w:szCs w:val="21"/>
+        </w:rPr>
+        <w:t>random</w:t>
+      </w:r>
+      <w:r>
+        <w:rPr>
+          <w:rFonts w:ascii="Consolas" w:eastAsia="Times New Roman" w:hAnsi="Consolas" w:cs="Times New Roman"/>
+          <w:color w:val="777777"/>
+          <w:sz w:val="21"/>
+          <w:szCs w:val="21"/>
+        </w:rPr>
+        <w:t>.</w:t>
+      </w:r>
+      <w:r>
+        <w:rPr>
+          <w:rFonts w:ascii="Consolas" w:eastAsia="Times New Roman" w:hAnsi="Consolas" w:cs="Times New Roman"/>
+          <w:color w:val="333333"/>
+          <w:sz w:val="21"/>
+          <w:szCs w:val="21"/>
+        </w:rPr>
+        <w:t>sample</w:t>
+      </w:r>
+      <w:r>
+        <w:rPr>
+          <w:rFonts w:ascii="Consolas" w:eastAsia="Times New Roman" w:hAnsi="Consolas" w:cs="Times New Roman"/>
+          <w:color w:val="777777"/>
+          <w:sz w:val="21"/>
+          <w:szCs w:val="21"/>
+        </w:rPr>
+        <w:t>(</w:t>
+      </w:r>
+      <w:r>
+        <w:rPr>
+          <w:rFonts w:ascii="Consolas" w:eastAsia="Times New Roman" w:hAnsi="Consolas" w:cs="Times New Roman"/>
+          <w:color w:val="7A3E9D"/>
+          <w:sz w:val="21"/>
+          <w:szCs w:val="21"/>
+        </w:rPr>
+        <w:t>lst</w:t>
+      </w:r>
+      <w:r>
+        <w:rPr>
+          <w:rFonts w:ascii="Consolas" w:eastAsia="Times New Roman" w:hAnsi="Consolas" w:cs="Times New Roman"/>
+          <w:color w:val="777777"/>
+          <w:sz w:val="21"/>
+          <w:szCs w:val="21"/>
+        </w:rPr>
+        <w:t>,</w:t>
+      </w:r>
+      <w:r>
+        <w:rPr>
+          <w:rFonts w:ascii="Consolas" w:eastAsia="Times New Roman" w:hAnsi="Consolas" w:cs="Times New Roman"/>
+          <w:color w:val="333333"/>
+          <w:sz w:val="21"/>
+          <w:szCs w:val="21"/>
+        </w:rPr>
+        <w:t xml:space="preserve"> </w:t>
+      </w:r>
+      <w:r>
+        <w:rPr>
+          <w:rFonts w:ascii="Consolas" w:eastAsia="Times New Roman" w:hAnsi="Consolas" w:cs="Times New Roman"/>
+          <w:color w:val="7A3E9D"/>
+          <w:sz w:val="21"/>
+          <w:szCs w:val="21"/>
+        </w:rPr>
+        <w:t>counts</w:t>
+      </w:r>
+      <w:r>
+        <w:rPr>
+          <w:rFonts w:ascii="Consolas" w:eastAsia="Times New Roman" w:hAnsi="Consolas" w:cs="Times New Roman"/>
+          <w:color w:val="777777"/>
+          <w:sz w:val="21"/>
+          <w:szCs w:val="21"/>
+        </w:rPr>
+        <w:t>=[</w:t>
+      </w:r>
+      <w:r>
+        <w:rPr>
+          <w:rFonts w:ascii="Consolas" w:eastAsia="Times New Roman" w:hAnsi="Consolas" w:cs="Times New Roman"/>
+          <w:color w:val="9C5D27"/>
+          <w:sz w:val="21"/>
+          <w:szCs w:val="21"/>
+        </w:rPr>
+        <w:t>2</w:t>
+      </w:r>
+      <w:r>
+        <w:rPr>
+          <w:rFonts w:ascii="Consolas" w:eastAsia="Times New Roman" w:hAnsi="Consolas" w:cs="Times New Roman"/>
+          <w:color w:val="777777"/>
+          <w:sz w:val="21"/>
+          <w:szCs w:val="21"/>
+        </w:rPr>
+        <w:t>,</w:t>
+      </w:r>
+      <w:r>
+        <w:rPr>
+          <w:rFonts w:ascii="Consolas" w:eastAsia="Times New Roman" w:hAnsi="Consolas" w:cs="Times New Roman"/>
+          <w:color w:val="333333"/>
+          <w:sz w:val="21"/>
+          <w:szCs w:val="21"/>
+        </w:rPr>
+        <w:t xml:space="preserve"> </w:t>
+      </w:r>
+      <w:r>
+        <w:rPr>
+          <w:rFonts w:ascii="Consolas" w:eastAsia="Times New Roman" w:hAnsi="Consolas" w:cs="Times New Roman"/>
+          <w:color w:val="9C5D27"/>
+          <w:sz w:val="21"/>
+          <w:szCs w:val="21"/>
+        </w:rPr>
+        <w:t>3</w:t>
+      </w:r>
+      <w:r>
+        <w:rPr>
+          <w:rFonts w:ascii="Consolas" w:eastAsia="Times New Roman" w:hAnsi="Consolas" w:cs="Times New Roman"/>
+          <w:color w:val="777777"/>
+          <w:sz w:val="21"/>
+          <w:szCs w:val="21"/>
+        </w:rPr>
+        <w:t>,</w:t>
+      </w:r>
+      <w:r>
+        <w:rPr>
+          <w:rFonts w:ascii="Consolas" w:eastAsia="Times New Roman" w:hAnsi="Consolas" w:cs="Times New Roman"/>
+          <w:color w:val="333333"/>
+          <w:sz w:val="21"/>
+          <w:szCs w:val="21"/>
+        </w:rPr>
+        <w:t xml:space="preserve"> </w:t>
+      </w:r>
+      <w:r>
+        <w:rPr>
+          <w:rFonts w:ascii="Consolas" w:eastAsia="Times New Roman" w:hAnsi="Consolas" w:cs="Times New Roman"/>
+          <w:color w:val="9C5D27"/>
+          <w:sz w:val="21"/>
+          <w:szCs w:val="21"/>
+        </w:rPr>
+        <w:t>4</w:t>
+      </w:r>
+      <w:r>
+        <w:rPr>
+          <w:rFonts w:ascii="Consolas" w:eastAsia="Times New Roman" w:hAnsi="Consolas" w:cs="Times New Roman"/>
+          <w:color w:val="777777"/>
+          <w:sz w:val="21"/>
+          <w:szCs w:val="21"/>
+        </w:rPr>
+        <w:t>],</w:t>
+      </w:r>
+      <w:r>
+        <w:rPr>
+          <w:rFonts w:ascii="Consolas" w:eastAsia="Times New Roman" w:hAnsi="Consolas" w:cs="Times New Roman"/>
+          <w:color w:val="333333"/>
+          <w:sz w:val="21"/>
+          <w:szCs w:val="21"/>
+        </w:rPr>
+        <w:t xml:space="preserve"> </w:t>
+      </w:r>
+      <w:r>
+        <w:rPr>
+          <w:rFonts w:ascii="Consolas" w:eastAsia="Times New Roman" w:hAnsi="Consolas" w:cs="Times New Roman"/>
+          <w:color w:val="7A3E9D"/>
+          <w:sz w:val="21"/>
+          <w:szCs w:val="21"/>
+        </w:rPr>
+        <w:t>k</w:t>
+      </w:r>
+      <w:r>
+        <w:rPr>
+          <w:rFonts w:ascii="Consolas" w:eastAsia="Times New Roman" w:hAnsi="Consolas" w:cs="Times New Roman"/>
+          <w:color w:val="777777"/>
+          <w:sz w:val="21"/>
+          <w:szCs w:val="21"/>
+        </w:rPr>
+        <w:t>=</w:t>
+      </w:r>
+      <w:r>
+        <w:rPr>
+          <w:rFonts w:ascii="Consolas" w:eastAsia="Times New Roman" w:hAnsi="Consolas" w:cs="Times New Roman"/>
+          <w:color w:val="9C5D27"/>
+          <w:sz w:val="21"/>
+          <w:szCs w:val="21"/>
+        </w:rPr>
+        <w:t>3</w:t>
+      </w:r>
+      <w:r>
+        <w:rPr>
+          <w:rFonts w:ascii="Consolas" w:eastAsia="Times New Roman" w:hAnsi="Consolas" w:cs="Times New Roman"/>
+          <w:color w:val="777777"/>
+          <w:sz w:val="21"/>
+          <w:szCs w:val="21"/>
+        </w:rPr>
+        <w:t>))</w:t>
+      </w:r>
+    </w:p>
+    <w:p>
+      <w:pPr>
+        <w:jc w:val="both"/>
+        <w:rPr>
+          <w:rFonts w:ascii="Times New Roman" w:eastAsia="Times New Roman" w:hAnsi="Times New Roman" w:cs="Times New Roman"/>
+          <w:sz w:val="24"/>
+          <w:szCs w:val="24"/>
+        </w:rPr>
+      </w:pPr>
+      <w:r>
+        <w:rPr>
+          <w:rFonts w:ascii="Times New Roman" w:eastAsia="Times New Roman" w:hAnsi="Times New Roman" w:cs="Times New Roman"/>
+          <w:sz w:val="24"/>
+          <w:szCs w:val="24"/>
+        </w:rPr>
         <w:lastRenderedPageBreak/>
-        <w:t>lst</w:t>
-      </w:r>
-      <w:r>
-        <w:rPr>
-          <w:rFonts w:ascii="Consolas" w:eastAsia="Times New Roman" w:hAnsi="Consolas" w:cs="Times New Roman"/>
-          <w:color w:val="333333"/>
-          <w:sz w:val="21"/>
-          <w:szCs w:val="21"/>
-        </w:rPr>
-        <w:t xml:space="preserve"> </w:t>
-      </w:r>
-      <w:r>
-        <w:rPr>
-          <w:rFonts w:ascii="Consolas" w:eastAsia="Times New Roman" w:hAnsi="Consolas" w:cs="Times New Roman"/>
-          <w:color w:val="777777"/>
-          <w:sz w:val="21"/>
-          <w:szCs w:val="21"/>
-        </w:rPr>
-        <w:t>=</w:t>
-      </w:r>
-      <w:r>
-        <w:rPr>
-          <w:rFonts w:ascii="Consolas" w:eastAsia="Times New Roman" w:hAnsi="Consolas" w:cs="Times New Roman"/>
-          <w:color w:val="333333"/>
-          <w:sz w:val="21"/>
-          <w:szCs w:val="21"/>
-        </w:rPr>
-        <w:t xml:space="preserve"> </w:t>
-      </w:r>
-      <w:r>
-        <w:rPr>
-          <w:rFonts w:ascii="Consolas" w:eastAsia="Times New Roman" w:hAnsi="Consolas" w:cs="Times New Roman"/>
-          <w:color w:val="777777"/>
-          <w:sz w:val="21"/>
-          <w:szCs w:val="21"/>
-        </w:rPr>
-        <w:t>[</w:t>
-      </w:r>
-      <w:r>
-        <w:rPr>
-          <w:rFonts w:ascii="Consolas" w:eastAsia="Times New Roman" w:hAnsi="Consolas" w:cs="Times New Roman"/>
-          <w:color w:val="9C5D27"/>
-          <w:sz w:val="21"/>
-          <w:szCs w:val="21"/>
-        </w:rPr>
-        <w:t>1</w:t>
-      </w:r>
-      <w:r>
-        <w:rPr>
-          <w:rFonts w:ascii="Consolas" w:eastAsia="Times New Roman" w:hAnsi="Consolas" w:cs="Times New Roman"/>
-          <w:color w:val="777777"/>
-          <w:sz w:val="21"/>
-          <w:szCs w:val="21"/>
-        </w:rPr>
-        <w:t>,</w:t>
-      </w:r>
-      <w:r>
-        <w:rPr>
-          <w:rFonts w:ascii="Consolas" w:eastAsia="Times New Roman" w:hAnsi="Consolas" w:cs="Times New Roman"/>
-          <w:color w:val="333333"/>
-          <w:sz w:val="21"/>
-          <w:szCs w:val="21"/>
-        </w:rPr>
-        <w:t xml:space="preserve"> </w:t>
-      </w:r>
-      <w:r>
-        <w:rPr>
-          <w:rFonts w:ascii="Consolas" w:eastAsia="Times New Roman" w:hAnsi="Consolas" w:cs="Times New Roman"/>
-          <w:color w:val="9C5D27"/>
-          <w:sz w:val="21"/>
-          <w:szCs w:val="21"/>
-        </w:rPr>
-        <w:t>2</w:t>
-      </w:r>
-      <w:r>
-        <w:rPr>
-          <w:rFonts w:ascii="Consolas" w:eastAsia="Times New Roman" w:hAnsi="Consolas" w:cs="Times New Roman"/>
-          <w:color w:val="777777"/>
-          <w:sz w:val="21"/>
-          <w:szCs w:val="21"/>
-        </w:rPr>
-        <w:t>,</w:t>
-      </w:r>
-      <w:r>
-        <w:rPr>
-          <w:rFonts w:ascii="Consolas" w:eastAsia="Times New Roman" w:hAnsi="Consolas" w:cs="Times New Roman"/>
-          <w:color w:val="333333"/>
-          <w:sz w:val="21"/>
-          <w:szCs w:val="21"/>
-        </w:rPr>
-        <w:t xml:space="preserve"> </w:t>
-      </w:r>
-      <w:r>
-        <w:rPr>
-          <w:rFonts w:ascii="Consolas" w:eastAsia="Times New Roman" w:hAnsi="Consolas" w:cs="Times New Roman"/>
-          <w:color w:val="9C5D27"/>
-          <w:sz w:val="21"/>
-          <w:szCs w:val="21"/>
-        </w:rPr>
-        <w:t>3</w:t>
-      </w:r>
-      <w:r>
-        <w:rPr>
-          <w:rFonts w:ascii="Consolas" w:eastAsia="Times New Roman" w:hAnsi="Consolas" w:cs="Times New Roman"/>
-          <w:color w:val="777777"/>
-          <w:sz w:val="21"/>
-          <w:szCs w:val="21"/>
-        </w:rPr>
-        <w:t>]</w:t>
-      </w:r>
-    </w:p>
-    <w:p>
-      <w:pPr>
-        <w:shd w:val="clear" w:color="auto" w:fill="F5F5F5"/>
-        <w:jc w:val="both"/>
-        <w:rPr>
-          <w:rFonts w:ascii="Consolas" w:eastAsia="Times New Roman" w:hAnsi="Consolas" w:cs="Times New Roman"/>
-          <w:color w:val="333333"/>
-          <w:sz w:val="21"/>
-          <w:szCs w:val="21"/>
-        </w:rPr>
-      </w:pPr>
-      <w:r>
-        <w:rPr>
-          <w:rFonts w:ascii="Consolas" w:eastAsia="Times New Roman" w:hAnsi="Consolas" w:cs="Times New Roman"/>
-          <w:b/>
-          <w:bCs/>
-          <w:color w:val="AA3731"/>
-          <w:sz w:val="21"/>
-          <w:szCs w:val="21"/>
-        </w:rPr>
-        <w:t>print</w:t>
-      </w:r>
-      <w:r>
-        <w:rPr>
-          <w:rFonts w:ascii="Consolas" w:eastAsia="Times New Roman" w:hAnsi="Consolas" w:cs="Times New Roman"/>
-          <w:color w:val="777777"/>
-          <w:sz w:val="21"/>
-          <w:szCs w:val="21"/>
-        </w:rPr>
-        <w:t>(</w:t>
-      </w:r>
-      <w:r>
-        <w:rPr>
-          <w:rFonts w:ascii="Consolas" w:eastAsia="Times New Roman" w:hAnsi="Consolas" w:cs="Times New Roman"/>
-          <w:color w:val="333333"/>
-          <w:sz w:val="21"/>
-          <w:szCs w:val="21"/>
-        </w:rPr>
-        <w:t>random</w:t>
-      </w:r>
-      <w:r>
-        <w:rPr>
-          <w:rFonts w:ascii="Consolas" w:eastAsia="Times New Roman" w:hAnsi="Consolas" w:cs="Times New Roman"/>
-          <w:color w:val="777777"/>
-          <w:sz w:val="21"/>
-          <w:szCs w:val="21"/>
-        </w:rPr>
-        <w:t>.</w:t>
-      </w:r>
-      <w:r>
-        <w:rPr>
-          <w:rFonts w:ascii="Consolas" w:eastAsia="Times New Roman" w:hAnsi="Consolas" w:cs="Times New Roman"/>
-          <w:color w:val="333333"/>
-          <w:sz w:val="21"/>
-          <w:szCs w:val="21"/>
-        </w:rPr>
-        <w:t>sample</w:t>
-      </w:r>
-      <w:r>
-        <w:rPr>
-          <w:rFonts w:ascii="Consolas" w:eastAsia="Times New Roman" w:hAnsi="Consolas" w:cs="Times New Roman"/>
-          <w:color w:val="777777"/>
-          <w:sz w:val="21"/>
-          <w:szCs w:val="21"/>
-        </w:rPr>
-        <w:t>(</w:t>
-      </w:r>
-      <w:r>
-        <w:rPr>
-          <w:rFonts w:ascii="Consolas" w:eastAsia="Times New Roman" w:hAnsi="Consolas" w:cs="Times New Roman"/>
-          <w:color w:val="7A3E9D"/>
-          <w:sz w:val="21"/>
-          <w:szCs w:val="21"/>
-        </w:rPr>
-        <w:t>lst</w:t>
-      </w:r>
-      <w:r>
-        <w:rPr>
-          <w:rFonts w:ascii="Consolas" w:eastAsia="Times New Roman" w:hAnsi="Consolas" w:cs="Times New Roman"/>
-          <w:color w:val="777777"/>
-          <w:sz w:val="21"/>
-          <w:szCs w:val="21"/>
-        </w:rPr>
-        <w:t>,</w:t>
-      </w:r>
-      <w:r>
-        <w:rPr>
-          <w:rFonts w:ascii="Consolas" w:eastAsia="Times New Roman" w:hAnsi="Consolas" w:cs="Times New Roman"/>
-          <w:color w:val="333333"/>
-          <w:sz w:val="21"/>
-          <w:szCs w:val="21"/>
-        </w:rPr>
-        <w:t xml:space="preserve"> </w:t>
-      </w:r>
-      <w:r>
-        <w:rPr>
-          <w:rFonts w:ascii="Consolas" w:eastAsia="Times New Roman" w:hAnsi="Consolas" w:cs="Times New Roman"/>
-          <w:color w:val="7A3E9D"/>
-          <w:sz w:val="21"/>
-          <w:szCs w:val="21"/>
-        </w:rPr>
-        <w:t>counts</w:t>
-      </w:r>
-      <w:r>
-        <w:rPr>
-          <w:rFonts w:ascii="Consolas" w:eastAsia="Times New Roman" w:hAnsi="Consolas" w:cs="Times New Roman"/>
-          <w:color w:val="777777"/>
-          <w:sz w:val="21"/>
-          <w:szCs w:val="21"/>
-        </w:rPr>
-        <w:t>=[</w:t>
-      </w:r>
-      <w:r>
-        <w:rPr>
-          <w:rFonts w:ascii="Consolas" w:eastAsia="Times New Roman" w:hAnsi="Consolas" w:cs="Times New Roman"/>
-          <w:color w:val="9C5D27"/>
-          <w:sz w:val="21"/>
-          <w:szCs w:val="21"/>
-        </w:rPr>
-        <w:t>2</w:t>
-      </w:r>
-      <w:r>
-        <w:rPr>
-          <w:rFonts w:ascii="Consolas" w:eastAsia="Times New Roman" w:hAnsi="Consolas" w:cs="Times New Roman"/>
-          <w:color w:val="777777"/>
-          <w:sz w:val="21"/>
-          <w:szCs w:val="21"/>
-        </w:rPr>
-        <w:t>,</w:t>
-      </w:r>
-      <w:r>
-        <w:rPr>
-          <w:rFonts w:ascii="Consolas" w:eastAsia="Times New Roman" w:hAnsi="Consolas" w:cs="Times New Roman"/>
-          <w:color w:val="333333"/>
-          <w:sz w:val="21"/>
-          <w:szCs w:val="21"/>
-        </w:rPr>
-        <w:t xml:space="preserve"> </w:t>
-      </w:r>
-      <w:r>
-        <w:rPr>
-          <w:rFonts w:ascii="Consolas" w:eastAsia="Times New Roman" w:hAnsi="Consolas" w:cs="Times New Roman"/>
-          <w:color w:val="9C5D27"/>
-          <w:sz w:val="21"/>
-          <w:szCs w:val="21"/>
-        </w:rPr>
-        <w:t>3</w:t>
-      </w:r>
-      <w:r>
-        <w:rPr>
-          <w:rFonts w:ascii="Consolas" w:eastAsia="Times New Roman" w:hAnsi="Consolas" w:cs="Times New Roman"/>
-          <w:color w:val="777777"/>
-          <w:sz w:val="21"/>
-          <w:szCs w:val="21"/>
-        </w:rPr>
-        <w:t>,</w:t>
-      </w:r>
-      <w:r>
-        <w:rPr>
-          <w:rFonts w:ascii="Consolas" w:eastAsia="Times New Roman" w:hAnsi="Consolas" w:cs="Times New Roman"/>
-          <w:color w:val="333333"/>
-          <w:sz w:val="21"/>
-          <w:szCs w:val="21"/>
-        </w:rPr>
-        <w:t xml:space="preserve"> </w:t>
-      </w:r>
-      <w:r>
-        <w:rPr>
-          <w:rFonts w:ascii="Consolas" w:eastAsia="Times New Roman" w:hAnsi="Consolas" w:cs="Times New Roman"/>
-          <w:color w:val="9C5D27"/>
-          <w:sz w:val="21"/>
-          <w:szCs w:val="21"/>
-        </w:rPr>
-        <w:t>4</w:t>
-      </w:r>
-      <w:r>
-        <w:rPr>
-          <w:rFonts w:ascii="Consolas" w:eastAsia="Times New Roman" w:hAnsi="Consolas" w:cs="Times New Roman"/>
-          <w:color w:val="777777"/>
-          <w:sz w:val="21"/>
-          <w:szCs w:val="21"/>
-        </w:rPr>
-        <w:t>],</w:t>
-      </w:r>
-      <w:r>
-        <w:rPr>
-          <w:rFonts w:ascii="Consolas" w:eastAsia="Times New Roman" w:hAnsi="Consolas" w:cs="Times New Roman"/>
-          <w:color w:val="333333"/>
-          <w:sz w:val="21"/>
-          <w:szCs w:val="21"/>
-        </w:rPr>
-        <w:t xml:space="preserve"> </w:t>
-      </w:r>
-      <w:r>
-        <w:rPr>
-          <w:rFonts w:ascii="Consolas" w:eastAsia="Times New Roman" w:hAnsi="Consolas" w:cs="Times New Roman"/>
-          <w:color w:val="7A3E9D"/>
-          <w:sz w:val="21"/>
-          <w:szCs w:val="21"/>
-        </w:rPr>
-        <w:t>k</w:t>
-      </w:r>
-      <w:r>
-        <w:rPr>
-          <w:rFonts w:ascii="Consolas" w:eastAsia="Times New Roman" w:hAnsi="Consolas" w:cs="Times New Roman"/>
-          <w:color w:val="777777"/>
-          <w:sz w:val="21"/>
-          <w:szCs w:val="21"/>
-        </w:rPr>
-        <w:t>=</w:t>
-      </w:r>
-      <w:r>
-        <w:rPr>
-          <w:rFonts w:ascii="Consolas" w:eastAsia="Times New Roman" w:hAnsi="Consolas" w:cs="Times New Roman"/>
-          <w:color w:val="9C5D27"/>
-          <w:sz w:val="21"/>
-          <w:szCs w:val="21"/>
-        </w:rPr>
-        <w:t>3</w:t>
-      </w:r>
-      <w:r>
-        <w:rPr>
-          <w:rFonts w:ascii="Consolas" w:eastAsia="Times New Roman" w:hAnsi="Consolas" w:cs="Times New Roman"/>
-          <w:color w:val="777777"/>
-          <w:sz w:val="21"/>
-          <w:szCs w:val="21"/>
-        </w:rPr>
-        <w:t>))</w:t>
-      </w:r>
-    </w:p>
-    <w:p>
-      <w:pPr>
-        <w:jc w:val="both"/>
-        <w:rPr>
-          <w:rFonts w:ascii="Times New Roman" w:eastAsia="Times New Roman" w:hAnsi="Times New Roman" w:cs="Times New Roman"/>
-          <w:sz w:val="24"/>
-          <w:szCs w:val="24"/>
-        </w:rPr>
-      </w:pPr>
-      <w:r>
-        <w:rPr>
-          <w:rFonts w:ascii="Times New Roman" w:eastAsia="Times New Roman" w:hAnsi="Times New Roman" w:cs="Times New Roman"/>
-          <w:sz w:val="24"/>
-          <w:szCs w:val="24"/>
-        </w:rPr>
         <w:t>Bu kod quyidagi ro‘yxat bilan teng:</w:t>
       </w:r>
     </w:p>
@@ -16007,71 +16007,71 @@
           <w:sz w:val="24"/>
           <w:szCs w:val="24"/>
         </w:rPr>
+        <w:t>Sintaksis:</w:t>
+      </w:r>
+    </w:p>
+    <w:p>
+      <w:pPr>
+        <w:shd w:val="clear" w:color="auto" w:fill="F5F5F5"/>
+        <w:jc w:val="both"/>
+        <w:rPr>
+          <w:rFonts w:ascii="Consolas" w:eastAsia="Times New Roman" w:hAnsi="Consolas" w:cs="Times New Roman"/>
+          <w:color w:val="333333"/>
+          <w:sz w:val="21"/>
+          <w:szCs w:val="21"/>
+        </w:rPr>
+      </w:pPr>
+      <w:r>
+        <w:rPr>
+          <w:rFonts w:ascii="Consolas" w:eastAsia="Times New Roman" w:hAnsi="Consolas" w:cs="Times New Roman"/>
+          <w:color w:val="4B69C6"/>
+          <w:sz w:val="21"/>
+          <w:szCs w:val="21"/>
+        </w:rPr>
+        <w:t>import</w:t>
+      </w:r>
+      <w:r>
+        <w:rPr>
+          <w:rFonts w:ascii="Consolas" w:eastAsia="Times New Roman" w:hAnsi="Consolas" w:cs="Times New Roman"/>
+          <w:color w:val="333333"/>
+          <w:sz w:val="21"/>
+          <w:szCs w:val="21"/>
+        </w:rPr>
+        <w:t xml:space="preserve"> </w:t>
+      </w:r>
+      <w:r>
+        <w:rPr>
+          <w:rFonts w:ascii="Consolas" w:eastAsia="Times New Roman" w:hAnsi="Consolas" w:cs="Times New Roman"/>
+          <w:b/>
+          <w:bCs/>
+          <w:color w:val="7A3E9D"/>
+          <w:sz w:val="21"/>
+          <w:szCs w:val="21"/>
+        </w:rPr>
+        <w:t>random</w:t>
+      </w:r>
+    </w:p>
+    <w:p>
+      <w:pPr>
+        <w:shd w:val="clear" w:color="auto" w:fill="F5F5F5"/>
+        <w:jc w:val="both"/>
+        <w:rPr>
+          <w:rFonts w:ascii="Consolas" w:eastAsia="Times New Roman" w:hAnsi="Consolas" w:cs="Times New Roman"/>
+          <w:color w:val="333333"/>
+          <w:sz w:val="21"/>
+          <w:szCs w:val="21"/>
+        </w:rPr>
+      </w:pPr>
+      <w:r>
+        <w:rPr>
+          <w:rFonts w:ascii="Consolas" w:eastAsia="Times New Roman" w:hAnsi="Consolas" w:cs="Times New Roman"/>
+          <w:b/>
+          <w:bCs/>
+          <w:color w:val="7A3E9D"/>
+          <w:sz w:val="21"/>
+          <w:szCs w:val="21"/>
+        </w:rPr>
         <w:lastRenderedPageBreak/>
-        <w:t>Sintaksis:</w:t>
-      </w:r>
-    </w:p>
-    <w:p>
-      <w:pPr>
-        <w:shd w:val="clear" w:color="auto" w:fill="F5F5F5"/>
-        <w:jc w:val="both"/>
-        <w:rPr>
-          <w:rFonts w:ascii="Consolas" w:eastAsia="Times New Roman" w:hAnsi="Consolas" w:cs="Times New Roman"/>
-          <w:color w:val="333333"/>
-          <w:sz w:val="21"/>
-          <w:szCs w:val="21"/>
-        </w:rPr>
-      </w:pPr>
-      <w:r>
-        <w:rPr>
-          <w:rFonts w:ascii="Consolas" w:eastAsia="Times New Roman" w:hAnsi="Consolas" w:cs="Times New Roman"/>
-          <w:color w:val="4B69C6"/>
-          <w:sz w:val="21"/>
-          <w:szCs w:val="21"/>
-        </w:rPr>
-        <w:t>import</w:t>
-      </w:r>
-      <w:r>
-        <w:rPr>
-          <w:rFonts w:ascii="Consolas" w:eastAsia="Times New Roman" w:hAnsi="Consolas" w:cs="Times New Roman"/>
-          <w:color w:val="333333"/>
-          <w:sz w:val="21"/>
-          <w:szCs w:val="21"/>
-        </w:rPr>
-        <w:t xml:space="preserve"> </w:t>
-      </w:r>
-      <w:r>
-        <w:rPr>
-          <w:rFonts w:ascii="Consolas" w:eastAsia="Times New Roman" w:hAnsi="Consolas" w:cs="Times New Roman"/>
-          <w:b/>
-          <w:bCs/>
-          <w:color w:val="7A3E9D"/>
-          <w:sz w:val="21"/>
-          <w:szCs w:val="21"/>
-        </w:rPr>
-        <w:t>random</w:t>
-      </w:r>
-    </w:p>
-    <w:p>
-      <w:pPr>
-        <w:shd w:val="clear" w:color="auto" w:fill="F5F5F5"/>
-        <w:jc w:val="both"/>
-        <w:rPr>
-          <w:rFonts w:ascii="Consolas" w:eastAsia="Times New Roman" w:hAnsi="Consolas" w:cs="Times New Roman"/>
-          <w:color w:val="333333"/>
-          <w:sz w:val="21"/>
-          <w:szCs w:val="21"/>
-        </w:rPr>
-      </w:pPr>
-      <w:r>
-        <w:rPr>
-          <w:rFonts w:ascii="Consolas" w:eastAsia="Times New Roman" w:hAnsi="Consolas" w:cs="Times New Roman"/>
-          <w:b/>
-          <w:bCs/>
-          <w:color w:val="7A3E9D"/>
-          <w:sz w:val="21"/>
-          <w:szCs w:val="21"/>
-        </w:rPr>
         <w:t>random</w:t>
       </w:r>
       <w:r>
@@ -17711,7 +17711,6 @@
           <w:sz w:val="24"/>
           <w:szCs w:val="24"/>
         </w:rPr>
-        <w:lastRenderedPageBreak/>
         <w:t>Python’da sonlar bilan matematik amallar</w:t>
       </w:r>
     </w:p>
@@ -17774,6 +17773,7 @@
           <w:sz w:val="20"/>
           <w:szCs w:val="20"/>
         </w:rPr>
+        <w:lastRenderedPageBreak/>
         <w:t>sum</w:t>
       </w:r>
       <w:r>
@@ -19499,117 +19499,117 @@
           <w:sz w:val="21"/>
           <w:szCs w:val="21"/>
         </w:rPr>
+        <w:t>import</w:t>
+      </w:r>
+      <w:r>
+        <w:rPr>
+          <w:rFonts w:ascii="Consolas" w:eastAsia="Times New Roman" w:hAnsi="Consolas" w:cs="Times New Roman"/>
+          <w:color w:val="333333"/>
+          <w:sz w:val="21"/>
+          <w:szCs w:val="21"/>
+        </w:rPr>
+        <w:t xml:space="preserve"> </w:t>
+      </w:r>
+      <w:r>
+        <w:rPr>
+          <w:rFonts w:ascii="Consolas" w:eastAsia="Times New Roman" w:hAnsi="Consolas" w:cs="Times New Roman"/>
+          <w:b/>
+          <w:bCs/>
+          <w:color w:val="7A3E9D"/>
+          <w:sz w:val="21"/>
+          <w:szCs w:val="21"/>
+        </w:rPr>
+        <w:t>math</w:t>
+      </w:r>
+    </w:p>
+    <w:p>
+      <w:pPr>
+        <w:shd w:val="clear" w:color="auto" w:fill="F5F5F5"/>
+        <w:jc w:val="both"/>
+        <w:rPr>
+          <w:rFonts w:ascii="Consolas" w:eastAsia="Times New Roman" w:hAnsi="Consolas" w:cs="Times New Roman"/>
+          <w:color w:val="333333"/>
+          <w:sz w:val="21"/>
+          <w:szCs w:val="21"/>
+        </w:rPr>
+      </w:pPr>
+      <w:r>
+        <w:rPr>
+          <w:rFonts w:ascii="Consolas" w:eastAsia="Times New Roman" w:hAnsi="Consolas" w:cs="Times New Roman"/>
+          <w:b/>
+          <w:bCs/>
+          <w:color w:val="7A3E9D"/>
+          <w:sz w:val="21"/>
+          <w:szCs w:val="21"/>
+        </w:rPr>
+        <w:t>math</w:t>
+      </w:r>
+      <w:r>
+        <w:rPr>
+          <w:rFonts w:ascii="Consolas" w:eastAsia="Times New Roman" w:hAnsi="Consolas" w:cs="Times New Roman"/>
+          <w:color w:val="777777"/>
+          <w:sz w:val="21"/>
+          <w:szCs w:val="21"/>
+        </w:rPr>
+        <w:t>.</w:t>
+      </w:r>
+      <w:r>
+        <w:rPr>
+          <w:rFonts w:ascii="Consolas" w:eastAsia="Times New Roman" w:hAnsi="Consolas" w:cs="Times New Roman"/>
+          <w:b/>
+          <w:bCs/>
+          <w:color w:val="AA3731"/>
+          <w:sz w:val="21"/>
+          <w:szCs w:val="21"/>
+        </w:rPr>
+        <w:t>factorial</w:t>
+      </w:r>
+      <w:r>
+        <w:rPr>
+          <w:rFonts w:ascii="Consolas" w:eastAsia="Times New Roman" w:hAnsi="Consolas" w:cs="Times New Roman"/>
+          <w:color w:val="777777"/>
+          <w:sz w:val="21"/>
+          <w:szCs w:val="21"/>
+        </w:rPr>
+        <w:t>(</w:t>
+      </w:r>
+      <w:r>
+        <w:rPr>
+          <w:rFonts w:ascii="Consolas" w:eastAsia="Times New Roman" w:hAnsi="Consolas" w:cs="Times New Roman"/>
+          <w:color w:val="333333"/>
+          <w:sz w:val="21"/>
+          <w:szCs w:val="21"/>
+        </w:rPr>
+        <w:t>son</w:t>
+      </w:r>
+      <w:r>
+        <w:rPr>
+          <w:rFonts w:ascii="Consolas" w:eastAsia="Times New Roman" w:hAnsi="Consolas" w:cs="Times New Roman"/>
+          <w:color w:val="777777"/>
+          <w:sz w:val="21"/>
+          <w:szCs w:val="21"/>
+        </w:rPr>
+        <w:t>)</w:t>
+      </w:r>
+    </w:p>
+    <w:p>
+      <w:pPr>
+        <w:jc w:val="both"/>
+        <w:rPr>
+          <w:rFonts w:ascii="Times New Roman" w:eastAsia="Times New Roman" w:hAnsi="Times New Roman" w:cs="Times New Roman"/>
+          <w:sz w:val="24"/>
+          <w:szCs w:val="24"/>
+        </w:rPr>
+      </w:pPr>
+      <w:r>
+        <w:rPr>
+          <w:rFonts w:ascii="Times New Roman" w:eastAsia="Times New Roman" w:hAnsi="Times New Roman" w:cs="Times New Roman"/>
+          <w:b/>
+          <w:bCs/>
+          <w:sz w:val="24"/>
+          <w:szCs w:val="24"/>
+        </w:rPr>
         <w:lastRenderedPageBreak/>
-        <w:t>import</w:t>
-      </w:r>
-      <w:r>
-        <w:rPr>
-          <w:rFonts w:ascii="Consolas" w:eastAsia="Times New Roman" w:hAnsi="Consolas" w:cs="Times New Roman"/>
-          <w:color w:val="333333"/>
-          <w:sz w:val="21"/>
-          <w:szCs w:val="21"/>
-        </w:rPr>
-        <w:t xml:space="preserve"> </w:t>
-      </w:r>
-      <w:r>
-        <w:rPr>
-          <w:rFonts w:ascii="Consolas" w:eastAsia="Times New Roman" w:hAnsi="Consolas" w:cs="Times New Roman"/>
-          <w:b/>
-          <w:bCs/>
-          <w:color w:val="7A3E9D"/>
-          <w:sz w:val="21"/>
-          <w:szCs w:val="21"/>
-        </w:rPr>
-        <w:t>math</w:t>
-      </w:r>
-    </w:p>
-    <w:p>
-      <w:pPr>
-        <w:shd w:val="clear" w:color="auto" w:fill="F5F5F5"/>
-        <w:jc w:val="both"/>
-        <w:rPr>
-          <w:rFonts w:ascii="Consolas" w:eastAsia="Times New Roman" w:hAnsi="Consolas" w:cs="Times New Roman"/>
-          <w:color w:val="333333"/>
-          <w:sz w:val="21"/>
-          <w:szCs w:val="21"/>
-        </w:rPr>
-      </w:pPr>
-      <w:r>
-        <w:rPr>
-          <w:rFonts w:ascii="Consolas" w:eastAsia="Times New Roman" w:hAnsi="Consolas" w:cs="Times New Roman"/>
-          <w:b/>
-          <w:bCs/>
-          <w:color w:val="7A3E9D"/>
-          <w:sz w:val="21"/>
-          <w:szCs w:val="21"/>
-        </w:rPr>
-        <w:t>math</w:t>
-      </w:r>
-      <w:r>
-        <w:rPr>
-          <w:rFonts w:ascii="Consolas" w:eastAsia="Times New Roman" w:hAnsi="Consolas" w:cs="Times New Roman"/>
-          <w:color w:val="777777"/>
-          <w:sz w:val="21"/>
-          <w:szCs w:val="21"/>
-        </w:rPr>
-        <w:t>.</w:t>
-      </w:r>
-      <w:r>
-        <w:rPr>
-          <w:rFonts w:ascii="Consolas" w:eastAsia="Times New Roman" w:hAnsi="Consolas" w:cs="Times New Roman"/>
-          <w:b/>
-          <w:bCs/>
-          <w:color w:val="AA3731"/>
-          <w:sz w:val="21"/>
-          <w:szCs w:val="21"/>
-        </w:rPr>
-        <w:t>factorial</w:t>
-      </w:r>
-      <w:r>
-        <w:rPr>
-          <w:rFonts w:ascii="Consolas" w:eastAsia="Times New Roman" w:hAnsi="Consolas" w:cs="Times New Roman"/>
-          <w:color w:val="777777"/>
-          <w:sz w:val="21"/>
-          <w:szCs w:val="21"/>
-        </w:rPr>
-        <w:t>(</w:t>
-      </w:r>
-      <w:r>
-        <w:rPr>
-          <w:rFonts w:ascii="Consolas" w:eastAsia="Times New Roman" w:hAnsi="Consolas" w:cs="Times New Roman"/>
-          <w:color w:val="333333"/>
-          <w:sz w:val="21"/>
-          <w:szCs w:val="21"/>
-        </w:rPr>
-        <w:t>son</w:t>
-      </w:r>
-      <w:r>
-        <w:rPr>
-          <w:rFonts w:ascii="Consolas" w:eastAsia="Times New Roman" w:hAnsi="Consolas" w:cs="Times New Roman"/>
-          <w:color w:val="777777"/>
-          <w:sz w:val="21"/>
-          <w:szCs w:val="21"/>
-        </w:rPr>
-        <w:t>)</w:t>
-      </w:r>
-    </w:p>
-    <w:p>
-      <w:pPr>
-        <w:jc w:val="both"/>
-        <w:rPr>
-          <w:rFonts w:ascii="Times New Roman" w:eastAsia="Times New Roman" w:hAnsi="Times New Roman" w:cs="Times New Roman"/>
-          <w:sz w:val="24"/>
-          <w:szCs w:val="24"/>
-        </w:rPr>
-      </w:pPr>
-      <w:r>
-        <w:rPr>
-          <w:rFonts w:ascii="Times New Roman" w:eastAsia="Times New Roman" w:hAnsi="Times New Roman" w:cs="Times New Roman"/>
-          <w:b/>
-          <w:bCs/>
-          <w:sz w:val="24"/>
-          <w:szCs w:val="24"/>
-        </w:rPr>
         <w:t>Misol 1:</w:t>
       </w:r>
       <w:r>
@@ -21402,7 +21402,6 @@
           <w:sz w:val="20"/>
           <w:szCs w:val="20"/>
         </w:rPr>
-        <w:lastRenderedPageBreak/>
         <w:t>ValueError</w:t>
       </w:r>
       <w:r>
@@ -21524,6 +21523,7 @@
           <w:sz w:val="20"/>
           <w:szCs w:val="20"/>
         </w:rPr>
+        <w:lastRenderedPageBreak/>
         <w:t>fmod</w:t>
       </w:r>
       <w:r>
@@ -23279,79 +23279,79 @@
           <w:sz w:val="24"/>
           <w:szCs w:val="24"/>
         </w:rPr>
+        <w:t>Misol 1:</w:t>
+      </w:r>
+      <w:r>
+        <w:rPr>
+          <w:rFonts w:ascii="Times New Roman" w:eastAsia="Times New Roman" w:hAnsi="Times New Roman" w:cs="Times New Roman"/>
+          <w:sz w:val="24"/>
+          <w:szCs w:val="24"/>
+        </w:rPr>
+        <w:t xml:space="preserve"> 20 sonining kasr va butun qismini aniqlash</w:t>
+      </w:r>
+    </w:p>
+    <w:p>
+      <w:pPr>
+        <w:shd w:val="clear" w:color="auto" w:fill="F5F5F5"/>
+        <w:jc w:val="both"/>
+        <w:rPr>
+          <w:rFonts w:ascii="Consolas" w:eastAsia="Times New Roman" w:hAnsi="Consolas" w:cs="Times New Roman"/>
+          <w:color w:val="333333"/>
+          <w:sz w:val="21"/>
+          <w:szCs w:val="21"/>
+        </w:rPr>
+      </w:pPr>
+      <w:r>
+        <w:rPr>
+          <w:rFonts w:ascii="Consolas" w:eastAsia="Times New Roman" w:hAnsi="Consolas" w:cs="Times New Roman"/>
+          <w:color w:val="4B69C6"/>
+          <w:sz w:val="21"/>
+          <w:szCs w:val="21"/>
+        </w:rPr>
+        <w:t>import</w:t>
+      </w:r>
+      <w:r>
+        <w:rPr>
+          <w:rFonts w:ascii="Consolas" w:eastAsia="Times New Roman" w:hAnsi="Consolas" w:cs="Times New Roman"/>
+          <w:color w:val="333333"/>
+          <w:sz w:val="21"/>
+          <w:szCs w:val="21"/>
+        </w:rPr>
+        <w:t xml:space="preserve"> </w:t>
+      </w:r>
+      <w:r>
+        <w:rPr>
+          <w:rFonts w:ascii="Consolas" w:eastAsia="Times New Roman" w:hAnsi="Consolas" w:cs="Times New Roman"/>
+          <w:b/>
+          <w:bCs/>
+          <w:color w:val="7A3E9D"/>
+          <w:sz w:val="21"/>
+          <w:szCs w:val="21"/>
+        </w:rPr>
+        <w:t>math</w:t>
+      </w:r>
+    </w:p>
+    <w:p>
+      <w:pPr>
+        <w:shd w:val="clear" w:color="auto" w:fill="F5F5F5"/>
+        <w:jc w:val="both"/>
+        <w:rPr>
+          <w:rFonts w:ascii="Consolas" w:eastAsia="Times New Roman" w:hAnsi="Consolas" w:cs="Times New Roman"/>
+          <w:color w:val="333333"/>
+          <w:sz w:val="21"/>
+          <w:szCs w:val="21"/>
+        </w:rPr>
+      </w:pPr>
+      <w:r>
+        <w:rPr>
+          <w:rFonts w:ascii="Consolas" w:eastAsia="Times New Roman" w:hAnsi="Consolas" w:cs="Times New Roman"/>
+          <w:b/>
+          <w:bCs/>
+          <w:color w:val="AA3731"/>
+          <w:sz w:val="21"/>
+          <w:szCs w:val="21"/>
+        </w:rPr>
         <w:lastRenderedPageBreak/>
-        <w:t>Misol 1:</w:t>
-      </w:r>
-      <w:r>
-        <w:rPr>
-          <w:rFonts w:ascii="Times New Roman" w:eastAsia="Times New Roman" w:hAnsi="Times New Roman" w:cs="Times New Roman"/>
-          <w:sz w:val="24"/>
-          <w:szCs w:val="24"/>
-        </w:rPr>
-        <w:t xml:space="preserve"> 20 sonining kasr va butun qismini aniqlash</w:t>
-      </w:r>
-    </w:p>
-    <w:p>
-      <w:pPr>
-        <w:shd w:val="clear" w:color="auto" w:fill="F5F5F5"/>
-        <w:jc w:val="both"/>
-        <w:rPr>
-          <w:rFonts w:ascii="Consolas" w:eastAsia="Times New Roman" w:hAnsi="Consolas" w:cs="Times New Roman"/>
-          <w:color w:val="333333"/>
-          <w:sz w:val="21"/>
-          <w:szCs w:val="21"/>
-        </w:rPr>
-      </w:pPr>
-      <w:r>
-        <w:rPr>
-          <w:rFonts w:ascii="Consolas" w:eastAsia="Times New Roman" w:hAnsi="Consolas" w:cs="Times New Roman"/>
-          <w:color w:val="4B69C6"/>
-          <w:sz w:val="21"/>
-          <w:szCs w:val="21"/>
-        </w:rPr>
-        <w:t>import</w:t>
-      </w:r>
-      <w:r>
-        <w:rPr>
-          <w:rFonts w:ascii="Consolas" w:eastAsia="Times New Roman" w:hAnsi="Consolas" w:cs="Times New Roman"/>
-          <w:color w:val="333333"/>
-          <w:sz w:val="21"/>
-          <w:szCs w:val="21"/>
-        </w:rPr>
-        <w:t xml:space="preserve"> </w:t>
-      </w:r>
-      <w:r>
-        <w:rPr>
-          <w:rFonts w:ascii="Consolas" w:eastAsia="Times New Roman" w:hAnsi="Consolas" w:cs="Times New Roman"/>
-          <w:b/>
-          <w:bCs/>
-          <w:color w:val="7A3E9D"/>
-          <w:sz w:val="21"/>
-          <w:szCs w:val="21"/>
-        </w:rPr>
-        <w:t>math</w:t>
-      </w:r>
-    </w:p>
-    <w:p>
-      <w:pPr>
-        <w:shd w:val="clear" w:color="auto" w:fill="F5F5F5"/>
-        <w:jc w:val="both"/>
-        <w:rPr>
-          <w:rFonts w:ascii="Consolas" w:eastAsia="Times New Roman" w:hAnsi="Consolas" w:cs="Times New Roman"/>
-          <w:color w:val="333333"/>
-          <w:sz w:val="21"/>
-          <w:szCs w:val="21"/>
-        </w:rPr>
-      </w:pPr>
-      <w:r>
-        <w:rPr>
-          <w:rFonts w:ascii="Consolas" w:eastAsia="Times New Roman" w:hAnsi="Consolas" w:cs="Times New Roman"/>
-          <w:b/>
-          <w:bCs/>
-          <w:color w:val="AA3731"/>
-          <w:sz w:val="21"/>
-          <w:szCs w:val="21"/>
-        </w:rPr>
         <w:t>print</w:t>
       </w:r>
       <w:r>
@@ -24914,7 +24914,6 @@
           <w:sz w:val="24"/>
           <w:szCs w:val="24"/>
         </w:rPr>
-        <w:lastRenderedPageBreak/>
         <w:t>Natija:</w:t>
       </w:r>
     </w:p>
@@ -25007,6 +25006,7 @@
           <w:sz w:val="20"/>
           <w:szCs w:val="20"/>
         </w:rPr>
+        <w:lastRenderedPageBreak/>
         <w:t>swapcase</w:t>
       </w:r>
       <w:r>
@@ -26405,7 +26405,6 @@
           <w:sz w:val="24"/>
           <w:szCs w:val="24"/>
         </w:rPr>
-        <w:lastRenderedPageBreak/>
         <w:t>Natija:</w:t>
       </w:r>
     </w:p>
@@ -26490,6 +26489,7 @@
           <w:sz w:val="24"/>
           <w:szCs w:val="24"/>
         </w:rPr>
+        <w:lastRenderedPageBreak/>
         <w:t xml:space="preserve">casefold </w:t>
       </w:r>
       <w:r>
@@ -27844,129 +27844,129 @@
           <w:sz w:val="24"/>
           <w:szCs w:val="24"/>
         </w:rPr>
+        <w:t>Sintaksis:</w:t>
+      </w:r>
+    </w:p>
+    <w:p>
+      <w:pPr>
+        <w:shd w:val="clear" w:color="auto" w:fill="F5F5F5"/>
+        <w:jc w:val="both"/>
+        <w:rPr>
+          <w:rFonts w:ascii="Consolas" w:eastAsia="Times New Roman" w:hAnsi="Consolas" w:cs="Times New Roman"/>
+          <w:color w:val="333333"/>
+          <w:sz w:val="21"/>
+          <w:szCs w:val="21"/>
+        </w:rPr>
+      </w:pPr>
+      <w:r>
+        <w:rPr>
+          <w:rFonts w:ascii="Consolas" w:eastAsia="Times New Roman" w:hAnsi="Consolas" w:cs="Times New Roman"/>
+          <w:color w:val="333333"/>
+          <w:sz w:val="21"/>
+          <w:szCs w:val="21"/>
+        </w:rPr>
+        <w:t>satr</w:t>
+      </w:r>
+      <w:r>
+        <w:rPr>
+          <w:rFonts w:ascii="Consolas" w:eastAsia="Times New Roman" w:hAnsi="Consolas" w:cs="Times New Roman"/>
+          <w:color w:val="777777"/>
+          <w:sz w:val="21"/>
+          <w:szCs w:val="21"/>
+        </w:rPr>
+        <w:t>.</w:t>
+      </w:r>
+      <w:r>
+        <w:rPr>
+          <w:rFonts w:ascii="Consolas" w:eastAsia="Times New Roman" w:hAnsi="Consolas" w:cs="Times New Roman"/>
+          <w:color w:val="333333"/>
+          <w:sz w:val="21"/>
+          <w:szCs w:val="21"/>
+        </w:rPr>
+        <w:t>split</w:t>
+      </w:r>
+      <w:r>
+        <w:rPr>
+          <w:rFonts w:ascii="Consolas" w:eastAsia="Times New Roman" w:hAnsi="Consolas" w:cs="Times New Roman"/>
+          <w:color w:val="777777"/>
+          <w:sz w:val="21"/>
+          <w:szCs w:val="21"/>
+        </w:rPr>
+        <w:t>(</w:t>
+      </w:r>
+      <w:r>
+        <w:rPr>
+          <w:rFonts w:ascii="Consolas" w:eastAsia="Times New Roman" w:hAnsi="Consolas" w:cs="Times New Roman"/>
+          <w:color w:val="333333"/>
+          <w:sz w:val="21"/>
+          <w:szCs w:val="21"/>
+        </w:rPr>
+        <w:t>ajratuvchi</w:t>
+      </w:r>
+      <w:r>
+        <w:rPr>
+          <w:rFonts w:ascii="Consolas" w:eastAsia="Times New Roman" w:hAnsi="Consolas" w:cs="Times New Roman"/>
+          <w:color w:val="777777"/>
+          <w:sz w:val="21"/>
+          <w:szCs w:val="21"/>
+        </w:rPr>
+        <w:t>,</w:t>
+      </w:r>
+      <w:r>
+        <w:rPr>
+          <w:rFonts w:ascii="Consolas" w:eastAsia="Times New Roman" w:hAnsi="Consolas" w:cs="Times New Roman"/>
+          <w:color w:val="333333"/>
+          <w:sz w:val="21"/>
+          <w:szCs w:val="21"/>
+        </w:rPr>
+        <w:t xml:space="preserve"> </w:t>
+      </w:r>
+      <w:r>
+        <w:rPr>
+          <w:rFonts w:ascii="Consolas" w:eastAsia="Times New Roman" w:hAnsi="Consolas" w:cs="Times New Roman"/>
+          <w:color w:val="777777"/>
+          <w:sz w:val="21"/>
+          <w:szCs w:val="21"/>
+        </w:rPr>
+        <w:t>[</w:t>
+      </w:r>
+      <w:r>
+        <w:rPr>
+          <w:rFonts w:ascii="Consolas" w:eastAsia="Times New Roman" w:hAnsi="Consolas" w:cs="Times New Roman"/>
+          <w:color w:val="333333"/>
+          <w:sz w:val="21"/>
+          <w:szCs w:val="21"/>
+        </w:rPr>
+        <w:t>bo‘lish_soni</w:t>
+      </w:r>
+      <w:r>
+        <w:rPr>
+          <w:rFonts w:ascii="Consolas" w:eastAsia="Times New Roman" w:hAnsi="Consolas" w:cs="Times New Roman"/>
+          <w:color w:val="777777"/>
+          <w:sz w:val="21"/>
+          <w:szCs w:val="21"/>
+        </w:rPr>
+        <w:t>])</w:t>
+      </w:r>
+    </w:p>
+    <w:p>
+      <w:pPr>
+        <w:jc w:val="both"/>
+        <w:rPr>
+          <w:rFonts w:ascii="Times New Roman" w:eastAsia="Times New Roman" w:hAnsi="Times New Roman" w:cs="Times New Roman"/>
+          <w:sz w:val="24"/>
+          <w:szCs w:val="24"/>
+        </w:rPr>
+      </w:pPr>
+      <w:r>
+        <w:rPr>
+          <w:rFonts w:ascii="Times New Roman" w:eastAsia="Times New Roman" w:hAnsi="Times New Roman" w:cs="Times New Roman"/>
+          <w:b/>
+          <w:bCs/>
+          <w:sz w:val="24"/>
+          <w:szCs w:val="24"/>
+        </w:rPr>
         <w:lastRenderedPageBreak/>
-        <w:t>Sintaksis:</w:t>
-      </w:r>
-    </w:p>
-    <w:p>
-      <w:pPr>
-        <w:shd w:val="clear" w:color="auto" w:fill="F5F5F5"/>
-        <w:jc w:val="both"/>
-        <w:rPr>
-          <w:rFonts w:ascii="Consolas" w:eastAsia="Times New Roman" w:hAnsi="Consolas" w:cs="Times New Roman"/>
-          <w:color w:val="333333"/>
-          <w:sz w:val="21"/>
-          <w:szCs w:val="21"/>
-        </w:rPr>
-      </w:pPr>
-      <w:r>
-        <w:rPr>
-          <w:rFonts w:ascii="Consolas" w:eastAsia="Times New Roman" w:hAnsi="Consolas" w:cs="Times New Roman"/>
-          <w:color w:val="333333"/>
-          <w:sz w:val="21"/>
-          <w:szCs w:val="21"/>
-        </w:rPr>
-        <w:t>satr</w:t>
-      </w:r>
-      <w:r>
-        <w:rPr>
-          <w:rFonts w:ascii="Consolas" w:eastAsia="Times New Roman" w:hAnsi="Consolas" w:cs="Times New Roman"/>
-          <w:color w:val="777777"/>
-          <w:sz w:val="21"/>
-          <w:szCs w:val="21"/>
-        </w:rPr>
-        <w:t>.</w:t>
-      </w:r>
-      <w:r>
-        <w:rPr>
-          <w:rFonts w:ascii="Consolas" w:eastAsia="Times New Roman" w:hAnsi="Consolas" w:cs="Times New Roman"/>
-          <w:color w:val="333333"/>
-          <w:sz w:val="21"/>
-          <w:szCs w:val="21"/>
-        </w:rPr>
-        <w:t>split</w:t>
-      </w:r>
-      <w:r>
-        <w:rPr>
-          <w:rFonts w:ascii="Consolas" w:eastAsia="Times New Roman" w:hAnsi="Consolas" w:cs="Times New Roman"/>
-          <w:color w:val="777777"/>
-          <w:sz w:val="21"/>
-          <w:szCs w:val="21"/>
-        </w:rPr>
-        <w:t>(</w:t>
-      </w:r>
-      <w:r>
-        <w:rPr>
-          <w:rFonts w:ascii="Consolas" w:eastAsia="Times New Roman" w:hAnsi="Consolas" w:cs="Times New Roman"/>
-          <w:color w:val="333333"/>
-          <w:sz w:val="21"/>
-          <w:szCs w:val="21"/>
-        </w:rPr>
-        <w:t>ajratuvchi</w:t>
-      </w:r>
-      <w:r>
-        <w:rPr>
-          <w:rFonts w:ascii="Consolas" w:eastAsia="Times New Roman" w:hAnsi="Consolas" w:cs="Times New Roman"/>
-          <w:color w:val="777777"/>
-          <w:sz w:val="21"/>
-          <w:szCs w:val="21"/>
-        </w:rPr>
-        <w:t>,</w:t>
-      </w:r>
-      <w:r>
-        <w:rPr>
-          <w:rFonts w:ascii="Consolas" w:eastAsia="Times New Roman" w:hAnsi="Consolas" w:cs="Times New Roman"/>
-          <w:color w:val="333333"/>
-          <w:sz w:val="21"/>
-          <w:szCs w:val="21"/>
-        </w:rPr>
-        <w:t xml:space="preserve"> </w:t>
-      </w:r>
-      <w:r>
-        <w:rPr>
-          <w:rFonts w:ascii="Consolas" w:eastAsia="Times New Roman" w:hAnsi="Consolas" w:cs="Times New Roman"/>
-          <w:color w:val="777777"/>
-          <w:sz w:val="21"/>
-          <w:szCs w:val="21"/>
-        </w:rPr>
-        <w:t>[</w:t>
-      </w:r>
-      <w:r>
-        <w:rPr>
-          <w:rFonts w:ascii="Consolas" w:eastAsia="Times New Roman" w:hAnsi="Consolas" w:cs="Times New Roman"/>
-          <w:color w:val="333333"/>
-          <w:sz w:val="21"/>
-          <w:szCs w:val="21"/>
-        </w:rPr>
-        <w:t>bo‘lish_soni</w:t>
-      </w:r>
-      <w:r>
-        <w:rPr>
-          <w:rFonts w:ascii="Consolas" w:eastAsia="Times New Roman" w:hAnsi="Consolas" w:cs="Times New Roman"/>
-          <w:color w:val="777777"/>
-          <w:sz w:val="21"/>
-          <w:szCs w:val="21"/>
-        </w:rPr>
-        <w:t>])</w:t>
-      </w:r>
-    </w:p>
-    <w:p>
-      <w:pPr>
-        <w:jc w:val="both"/>
-        <w:rPr>
-          <w:rFonts w:ascii="Times New Roman" w:eastAsia="Times New Roman" w:hAnsi="Times New Roman" w:cs="Times New Roman"/>
-          <w:sz w:val="24"/>
-          <w:szCs w:val="24"/>
-        </w:rPr>
-      </w:pPr>
-      <w:r>
-        <w:rPr>
-          <w:rFonts w:ascii="Times New Roman" w:eastAsia="Times New Roman" w:hAnsi="Times New Roman" w:cs="Times New Roman"/>
-          <w:b/>
-          <w:bCs/>
-          <w:sz w:val="24"/>
-          <w:szCs w:val="24"/>
-        </w:rPr>
         <w:t>Misol 1:</w:t>
       </w:r>
       <w:r>
@@ -29747,7 +29747,6 @@
           <w:sz w:val="24"/>
           <w:szCs w:val="24"/>
         </w:rPr>
-        <w:lastRenderedPageBreak/>
         <w:t>Natija:</w:t>
       </w:r>
     </w:p>
@@ -29863,6 +29862,7 @@
           <w:sz w:val="24"/>
           <w:szCs w:val="24"/>
         </w:rPr>
+        <w:lastRenderedPageBreak/>
         <w:t>Misol 2:</w:t>
       </w:r>
     </w:p>
@@ -31700,169 +31700,169 @@
           <w:sz w:val="21"/>
           <w:szCs w:val="21"/>
         </w:rPr>
+        <w:t>txt</w:t>
+      </w:r>
+      <w:r>
+        <w:rPr>
+          <w:rFonts w:ascii="Consolas" w:eastAsia="Times New Roman" w:hAnsi="Consolas" w:cs="Times New Roman"/>
+          <w:color w:val="333333"/>
+          <w:sz w:val="21"/>
+          <w:szCs w:val="21"/>
+        </w:rPr>
+        <w:t xml:space="preserve"> </w:t>
+      </w:r>
+      <w:r>
+        <w:rPr>
+          <w:rFonts w:ascii="Consolas" w:eastAsia="Times New Roman" w:hAnsi="Consolas" w:cs="Times New Roman"/>
+          <w:color w:val="777777"/>
+          <w:sz w:val="21"/>
+          <w:szCs w:val="21"/>
+        </w:rPr>
+        <w:t>=</w:t>
+      </w:r>
+      <w:r>
+        <w:rPr>
+          <w:rFonts w:ascii="Consolas" w:eastAsia="Times New Roman" w:hAnsi="Consolas" w:cs="Times New Roman"/>
+          <w:color w:val="333333"/>
+          <w:sz w:val="21"/>
+          <w:szCs w:val="21"/>
+        </w:rPr>
+        <w:t xml:space="preserve"> </w:t>
+      </w:r>
+      <w:r>
+        <w:rPr>
+          <w:rFonts w:ascii="Consolas" w:eastAsia="Times New Roman" w:hAnsi="Consolas" w:cs="Times New Roman"/>
+          <w:color w:val="777777"/>
+          <w:sz w:val="21"/>
+          <w:szCs w:val="21"/>
+        </w:rPr>
+        <w:t>'</w:t>
+      </w:r>
+      <w:r>
+        <w:rPr>
+          <w:rFonts w:ascii="Consolas" w:eastAsia="Times New Roman" w:hAnsi="Consolas" w:cs="Times New Roman"/>
+          <w:color w:val="448C27"/>
+          <w:sz w:val="21"/>
+          <w:szCs w:val="21"/>
+        </w:rPr>
+        <w:t>,</w:t>
+      </w:r>
+      <w:r>
+        <w:rPr>
+          <w:rFonts w:ascii="Consolas" w:eastAsia="Times New Roman" w:hAnsi="Consolas" w:cs="Times New Roman"/>
+          <w:color w:val="777777"/>
+          <w:sz w:val="21"/>
+          <w:szCs w:val="21"/>
+        </w:rPr>
+        <w:t>'.</w:t>
+      </w:r>
+      <w:r>
+        <w:rPr>
+          <w:rFonts w:ascii="Consolas" w:eastAsia="Times New Roman" w:hAnsi="Consolas" w:cs="Times New Roman"/>
+          <w:b/>
+          <w:bCs/>
+          <w:color w:val="AA3731"/>
+          <w:sz w:val="21"/>
+          <w:szCs w:val="21"/>
+        </w:rPr>
+        <w:t>join</w:t>
+      </w:r>
+      <w:r>
+        <w:rPr>
+          <w:rFonts w:ascii="Consolas" w:eastAsia="Times New Roman" w:hAnsi="Consolas" w:cs="Times New Roman"/>
+          <w:color w:val="777777"/>
+          <w:sz w:val="21"/>
+          <w:szCs w:val="21"/>
+        </w:rPr>
+        <w:t>(</w:t>
+      </w:r>
+      <w:r>
+        <w:rPr>
+          <w:rFonts w:ascii="Consolas" w:eastAsia="Times New Roman" w:hAnsi="Consolas" w:cs="Times New Roman"/>
+          <w:color w:val="7A3E9D"/>
+          <w:sz w:val="21"/>
+          <w:szCs w:val="21"/>
+        </w:rPr>
+        <w:t>lst</w:t>
+      </w:r>
+      <w:r>
+        <w:rPr>
+          <w:rFonts w:ascii="Consolas" w:eastAsia="Times New Roman" w:hAnsi="Consolas" w:cs="Times New Roman"/>
+          <w:color w:val="777777"/>
+          <w:sz w:val="21"/>
+          <w:szCs w:val="21"/>
+        </w:rPr>
+        <w:t>)</w:t>
+      </w:r>
+    </w:p>
+    <w:p>
+      <w:pPr>
+        <w:shd w:val="clear" w:color="auto" w:fill="F5F5F5"/>
+        <w:jc w:val="both"/>
+        <w:rPr>
+          <w:rFonts w:ascii="Consolas" w:eastAsia="Times New Roman" w:hAnsi="Consolas" w:cs="Times New Roman"/>
+          <w:color w:val="333333"/>
+          <w:sz w:val="21"/>
+          <w:szCs w:val="21"/>
+        </w:rPr>
+      </w:pPr>
+      <w:r>
+        <w:rPr>
+          <w:rFonts w:ascii="Consolas" w:eastAsia="Times New Roman" w:hAnsi="Consolas" w:cs="Times New Roman"/>
+          <w:b/>
+          <w:bCs/>
+          <w:color w:val="AA3731"/>
+          <w:sz w:val="21"/>
+          <w:szCs w:val="21"/>
+        </w:rPr>
+        <w:t>print</w:t>
+      </w:r>
+      <w:r>
+        <w:rPr>
+          <w:rFonts w:ascii="Consolas" w:eastAsia="Times New Roman" w:hAnsi="Consolas" w:cs="Times New Roman"/>
+          <w:color w:val="777777"/>
+          <w:sz w:val="21"/>
+          <w:szCs w:val="21"/>
+        </w:rPr>
+        <w:t>(</w:t>
+      </w:r>
+      <w:r>
+        <w:rPr>
+          <w:rFonts w:ascii="Consolas" w:eastAsia="Times New Roman" w:hAnsi="Consolas" w:cs="Times New Roman"/>
+          <w:color w:val="7A3E9D"/>
+          <w:sz w:val="21"/>
+          <w:szCs w:val="21"/>
+        </w:rPr>
+        <w:t>txt</w:t>
+      </w:r>
+      <w:r>
+        <w:rPr>
+          <w:rFonts w:ascii="Consolas" w:eastAsia="Times New Roman" w:hAnsi="Consolas" w:cs="Times New Roman"/>
+          <w:color w:val="777777"/>
+          <w:sz w:val="21"/>
+          <w:szCs w:val="21"/>
+        </w:rPr>
+        <w:t>)</w:t>
+      </w:r>
+    </w:p>
+    <w:p>
+      <w:pPr>
+        <w:jc w:val="both"/>
+        <w:rPr>
+          <w:rFonts w:ascii="Times New Roman" w:eastAsia="Times New Roman" w:hAnsi="Times New Roman" w:cs="Times New Roman"/>
+          <w:sz w:val="24"/>
+          <w:szCs w:val="24"/>
+        </w:rPr>
+      </w:pPr>
+      <w:r>
+        <w:rPr>
+          <w:rFonts w:ascii="Times New Roman" w:eastAsia="Times New Roman" w:hAnsi="Times New Roman" w:cs="Times New Roman"/>
+          <w:b/>
+          <w:bCs/>
+          <w:sz w:val="24"/>
+          <w:szCs w:val="24"/>
+        </w:rPr>
         <w:lastRenderedPageBreak/>
-        <w:t>txt</w:t>
-      </w:r>
-      <w:r>
-        <w:rPr>
-          <w:rFonts w:ascii="Consolas" w:eastAsia="Times New Roman" w:hAnsi="Consolas" w:cs="Times New Roman"/>
-          <w:color w:val="333333"/>
-          <w:sz w:val="21"/>
-          <w:szCs w:val="21"/>
-        </w:rPr>
-        <w:t xml:space="preserve"> </w:t>
-      </w:r>
-      <w:r>
-        <w:rPr>
-          <w:rFonts w:ascii="Consolas" w:eastAsia="Times New Roman" w:hAnsi="Consolas" w:cs="Times New Roman"/>
-          <w:color w:val="777777"/>
-          <w:sz w:val="21"/>
-          <w:szCs w:val="21"/>
-        </w:rPr>
-        <w:t>=</w:t>
-      </w:r>
-      <w:r>
-        <w:rPr>
-          <w:rFonts w:ascii="Consolas" w:eastAsia="Times New Roman" w:hAnsi="Consolas" w:cs="Times New Roman"/>
-          <w:color w:val="333333"/>
-          <w:sz w:val="21"/>
-          <w:szCs w:val="21"/>
-        </w:rPr>
-        <w:t xml:space="preserve"> </w:t>
-      </w:r>
-      <w:r>
-        <w:rPr>
-          <w:rFonts w:ascii="Consolas" w:eastAsia="Times New Roman" w:hAnsi="Consolas" w:cs="Times New Roman"/>
-          <w:color w:val="777777"/>
-          <w:sz w:val="21"/>
-          <w:szCs w:val="21"/>
-        </w:rPr>
-        <w:t>'</w:t>
-      </w:r>
-      <w:r>
-        <w:rPr>
-          <w:rFonts w:ascii="Consolas" w:eastAsia="Times New Roman" w:hAnsi="Consolas" w:cs="Times New Roman"/>
-          <w:color w:val="448C27"/>
-          <w:sz w:val="21"/>
-          <w:szCs w:val="21"/>
-        </w:rPr>
-        <w:t>,</w:t>
-      </w:r>
-      <w:r>
-        <w:rPr>
-          <w:rFonts w:ascii="Consolas" w:eastAsia="Times New Roman" w:hAnsi="Consolas" w:cs="Times New Roman"/>
-          <w:color w:val="777777"/>
-          <w:sz w:val="21"/>
-          <w:szCs w:val="21"/>
-        </w:rPr>
-        <w:t>'.</w:t>
-      </w:r>
-      <w:r>
-        <w:rPr>
-          <w:rFonts w:ascii="Consolas" w:eastAsia="Times New Roman" w:hAnsi="Consolas" w:cs="Times New Roman"/>
-          <w:b/>
-          <w:bCs/>
-          <w:color w:val="AA3731"/>
-          <w:sz w:val="21"/>
-          <w:szCs w:val="21"/>
-        </w:rPr>
-        <w:t>join</w:t>
-      </w:r>
-      <w:r>
-        <w:rPr>
-          <w:rFonts w:ascii="Consolas" w:eastAsia="Times New Roman" w:hAnsi="Consolas" w:cs="Times New Roman"/>
-          <w:color w:val="777777"/>
-          <w:sz w:val="21"/>
-          <w:szCs w:val="21"/>
-        </w:rPr>
-        <w:t>(</w:t>
-      </w:r>
-      <w:r>
-        <w:rPr>
-          <w:rFonts w:ascii="Consolas" w:eastAsia="Times New Roman" w:hAnsi="Consolas" w:cs="Times New Roman"/>
-          <w:color w:val="7A3E9D"/>
-          <w:sz w:val="21"/>
-          <w:szCs w:val="21"/>
-        </w:rPr>
-        <w:t>lst</w:t>
-      </w:r>
-      <w:r>
-        <w:rPr>
-          <w:rFonts w:ascii="Consolas" w:eastAsia="Times New Roman" w:hAnsi="Consolas" w:cs="Times New Roman"/>
-          <w:color w:val="777777"/>
-          <w:sz w:val="21"/>
-          <w:szCs w:val="21"/>
-        </w:rPr>
-        <w:t>)</w:t>
-      </w:r>
-    </w:p>
-    <w:p>
-      <w:pPr>
-        <w:shd w:val="clear" w:color="auto" w:fill="F5F5F5"/>
-        <w:jc w:val="both"/>
-        <w:rPr>
-          <w:rFonts w:ascii="Consolas" w:eastAsia="Times New Roman" w:hAnsi="Consolas" w:cs="Times New Roman"/>
-          <w:color w:val="333333"/>
-          <w:sz w:val="21"/>
-          <w:szCs w:val="21"/>
-        </w:rPr>
-      </w:pPr>
-      <w:r>
-        <w:rPr>
-          <w:rFonts w:ascii="Consolas" w:eastAsia="Times New Roman" w:hAnsi="Consolas" w:cs="Times New Roman"/>
-          <w:b/>
-          <w:bCs/>
-          <w:color w:val="AA3731"/>
-          <w:sz w:val="21"/>
-          <w:szCs w:val="21"/>
-        </w:rPr>
-        <w:t>print</w:t>
-      </w:r>
-      <w:r>
-        <w:rPr>
-          <w:rFonts w:ascii="Consolas" w:eastAsia="Times New Roman" w:hAnsi="Consolas" w:cs="Times New Roman"/>
-          <w:color w:val="777777"/>
-          <w:sz w:val="21"/>
-          <w:szCs w:val="21"/>
-        </w:rPr>
-        <w:t>(</w:t>
-      </w:r>
-      <w:r>
-        <w:rPr>
-          <w:rFonts w:ascii="Consolas" w:eastAsia="Times New Roman" w:hAnsi="Consolas" w:cs="Times New Roman"/>
-          <w:color w:val="7A3E9D"/>
-          <w:sz w:val="21"/>
-          <w:szCs w:val="21"/>
-        </w:rPr>
-        <w:t>txt</w:t>
-      </w:r>
-      <w:r>
-        <w:rPr>
-          <w:rFonts w:ascii="Consolas" w:eastAsia="Times New Roman" w:hAnsi="Consolas" w:cs="Times New Roman"/>
-          <w:color w:val="777777"/>
-          <w:sz w:val="21"/>
-          <w:szCs w:val="21"/>
-        </w:rPr>
-        <w:t>)</w:t>
-      </w:r>
-    </w:p>
-    <w:p>
-      <w:pPr>
-        <w:jc w:val="both"/>
-        <w:rPr>
-          <w:rFonts w:ascii="Times New Roman" w:eastAsia="Times New Roman" w:hAnsi="Times New Roman" w:cs="Times New Roman"/>
-          <w:sz w:val="24"/>
-          <w:szCs w:val="24"/>
-        </w:rPr>
-      </w:pPr>
-      <w:r>
-        <w:rPr>
-          <w:rFonts w:ascii="Times New Roman" w:eastAsia="Times New Roman" w:hAnsi="Times New Roman" w:cs="Times New Roman"/>
-          <w:b/>
-          <w:bCs/>
-          <w:sz w:val="24"/>
-          <w:szCs w:val="24"/>
-        </w:rPr>
         <w:t>Natija:</w:t>
       </w:r>
     </w:p>
@@ -33189,105 +33189,105 @@
           <w:sz w:val="24"/>
           <w:szCs w:val="24"/>
         </w:rPr>
+        <w:t>Misol 2:</w:t>
+      </w:r>
+    </w:p>
+    <w:p>
+      <w:pPr>
+        <w:shd w:val="clear" w:color="auto" w:fill="F5F5F5"/>
+        <w:jc w:val="both"/>
+        <w:rPr>
+          <w:rFonts w:ascii="Consolas" w:eastAsia="Times New Roman" w:hAnsi="Consolas" w:cs="Times New Roman"/>
+          <w:color w:val="333333"/>
+          <w:sz w:val="21"/>
+          <w:szCs w:val="21"/>
+        </w:rPr>
+      </w:pPr>
+      <w:r>
+        <w:rPr>
+          <w:rFonts w:ascii="Consolas" w:eastAsia="Times New Roman" w:hAnsi="Consolas" w:cs="Times New Roman"/>
+          <w:color w:val="7A3E9D"/>
+          <w:sz w:val="21"/>
+          <w:szCs w:val="21"/>
+        </w:rPr>
+        <w:t>txt</w:t>
+      </w:r>
+      <w:r>
+        <w:rPr>
+          <w:rFonts w:ascii="Consolas" w:eastAsia="Times New Roman" w:hAnsi="Consolas" w:cs="Times New Roman"/>
+          <w:color w:val="333333"/>
+          <w:sz w:val="21"/>
+          <w:szCs w:val="21"/>
+        </w:rPr>
+        <w:t xml:space="preserve"> </w:t>
+      </w:r>
+      <w:r>
+        <w:rPr>
+          <w:rFonts w:ascii="Consolas" w:eastAsia="Times New Roman" w:hAnsi="Consolas" w:cs="Times New Roman"/>
+          <w:color w:val="777777"/>
+          <w:sz w:val="21"/>
+          <w:szCs w:val="21"/>
+        </w:rPr>
+        <w:t>=</w:t>
+      </w:r>
+      <w:r>
+        <w:rPr>
+          <w:rFonts w:ascii="Consolas" w:eastAsia="Times New Roman" w:hAnsi="Consolas" w:cs="Times New Roman"/>
+          <w:color w:val="333333"/>
+          <w:sz w:val="21"/>
+          <w:szCs w:val="21"/>
+        </w:rPr>
+        <w:t xml:space="preserve"> </w:t>
+      </w:r>
+      <w:r>
+        <w:rPr>
+          <w:rFonts w:ascii="Consolas" w:eastAsia="Times New Roman" w:hAnsi="Consolas" w:cs="Times New Roman"/>
+          <w:color w:val="777777"/>
+          <w:sz w:val="21"/>
+          <w:szCs w:val="21"/>
+        </w:rPr>
+        <w:t>'</w:t>
+      </w:r>
+      <w:r>
+        <w:rPr>
+          <w:rFonts w:ascii="Consolas" w:eastAsia="Times New Roman" w:hAnsi="Consolas" w:cs="Times New Roman"/>
+          <w:color w:val="448C27"/>
+          <w:sz w:val="21"/>
+          <w:szCs w:val="21"/>
+        </w:rPr>
+        <w:t xml:space="preserve"> abcdea </w:t>
+      </w:r>
+      <w:r>
+        <w:rPr>
+          <w:rFonts w:ascii="Consolas" w:eastAsia="Times New Roman" w:hAnsi="Consolas" w:cs="Times New Roman"/>
+          <w:color w:val="777777"/>
+          <w:sz w:val="21"/>
+          <w:szCs w:val="21"/>
+        </w:rPr>
+        <w:t>'</w:t>
+      </w:r>
+    </w:p>
+    <w:p>
+      <w:pPr>
+        <w:shd w:val="clear" w:color="auto" w:fill="F5F5F5"/>
+        <w:jc w:val="both"/>
+        <w:rPr>
+          <w:rFonts w:ascii="Consolas" w:eastAsia="Times New Roman" w:hAnsi="Consolas" w:cs="Times New Roman"/>
+          <w:color w:val="333333"/>
+          <w:sz w:val="21"/>
+          <w:szCs w:val="21"/>
+        </w:rPr>
+      </w:pPr>
+      <w:r>
+        <w:rPr>
+          <w:rFonts w:ascii="Consolas" w:eastAsia="Times New Roman" w:hAnsi="Consolas" w:cs="Times New Roman"/>
+          <w:b/>
+          <w:bCs/>
+          <w:color w:val="AA3731"/>
+          <w:sz w:val="21"/>
+          <w:szCs w:val="21"/>
+        </w:rPr>
         <w:lastRenderedPageBreak/>
-        <w:t>Misol 2:</w:t>
-      </w:r>
-    </w:p>
-    <w:p>
-      <w:pPr>
-        <w:shd w:val="clear" w:color="auto" w:fill="F5F5F5"/>
-        <w:jc w:val="both"/>
-        <w:rPr>
-          <w:rFonts w:ascii="Consolas" w:eastAsia="Times New Roman" w:hAnsi="Consolas" w:cs="Times New Roman"/>
-          <w:color w:val="333333"/>
-          <w:sz w:val="21"/>
-          <w:szCs w:val="21"/>
-        </w:rPr>
-      </w:pPr>
-      <w:r>
-        <w:rPr>
-          <w:rFonts w:ascii="Consolas" w:eastAsia="Times New Roman" w:hAnsi="Consolas" w:cs="Times New Roman"/>
-          <w:color w:val="7A3E9D"/>
-          <w:sz w:val="21"/>
-          <w:szCs w:val="21"/>
-        </w:rPr>
-        <w:t>txt</w:t>
-      </w:r>
-      <w:r>
-        <w:rPr>
-          <w:rFonts w:ascii="Consolas" w:eastAsia="Times New Roman" w:hAnsi="Consolas" w:cs="Times New Roman"/>
-          <w:color w:val="333333"/>
-          <w:sz w:val="21"/>
-          <w:szCs w:val="21"/>
-        </w:rPr>
-        <w:t xml:space="preserve"> </w:t>
-      </w:r>
-      <w:r>
-        <w:rPr>
-          <w:rFonts w:ascii="Consolas" w:eastAsia="Times New Roman" w:hAnsi="Consolas" w:cs="Times New Roman"/>
-          <w:color w:val="777777"/>
-          <w:sz w:val="21"/>
-          <w:szCs w:val="21"/>
-        </w:rPr>
-        <w:t>=</w:t>
-      </w:r>
-      <w:r>
-        <w:rPr>
-          <w:rFonts w:ascii="Consolas" w:eastAsia="Times New Roman" w:hAnsi="Consolas" w:cs="Times New Roman"/>
-          <w:color w:val="333333"/>
-          <w:sz w:val="21"/>
-          <w:szCs w:val="21"/>
-        </w:rPr>
-        <w:t xml:space="preserve"> </w:t>
-      </w:r>
-      <w:r>
-        <w:rPr>
-          <w:rFonts w:ascii="Consolas" w:eastAsia="Times New Roman" w:hAnsi="Consolas" w:cs="Times New Roman"/>
-          <w:color w:val="777777"/>
-          <w:sz w:val="21"/>
-          <w:szCs w:val="21"/>
-        </w:rPr>
-        <w:t>'</w:t>
-      </w:r>
-      <w:r>
-        <w:rPr>
-          <w:rFonts w:ascii="Consolas" w:eastAsia="Times New Roman" w:hAnsi="Consolas" w:cs="Times New Roman"/>
-          <w:color w:val="448C27"/>
-          <w:sz w:val="21"/>
-          <w:szCs w:val="21"/>
-        </w:rPr>
-        <w:t xml:space="preserve"> abcdea </w:t>
-      </w:r>
-      <w:r>
-        <w:rPr>
-          <w:rFonts w:ascii="Consolas" w:eastAsia="Times New Roman" w:hAnsi="Consolas" w:cs="Times New Roman"/>
-          <w:color w:val="777777"/>
-          <w:sz w:val="21"/>
-          <w:szCs w:val="21"/>
-        </w:rPr>
-        <w:t>'</w:t>
-      </w:r>
-    </w:p>
-    <w:p>
-      <w:pPr>
-        <w:shd w:val="clear" w:color="auto" w:fill="F5F5F5"/>
-        <w:jc w:val="both"/>
-        <w:rPr>
-          <w:rFonts w:ascii="Consolas" w:eastAsia="Times New Roman" w:hAnsi="Consolas" w:cs="Times New Roman"/>
-          <w:color w:val="333333"/>
-          <w:sz w:val="21"/>
-          <w:szCs w:val="21"/>
-        </w:rPr>
-      </w:pPr>
-      <w:r>
-        <w:rPr>
-          <w:rFonts w:ascii="Consolas" w:eastAsia="Times New Roman" w:hAnsi="Consolas" w:cs="Times New Roman"/>
-          <w:b/>
-          <w:bCs/>
-          <w:color w:val="AA3731"/>
-          <w:sz w:val="21"/>
-          <w:szCs w:val="21"/>
-        </w:rPr>
         <w:t>print</w:t>
       </w:r>
       <w:r>
@@ -34630,91 +34630,91 @@
           <w:sz w:val="21"/>
           <w:szCs w:val="21"/>
         </w:rPr>
+        <w:t>satr</w:t>
+      </w:r>
+      <w:r>
+        <w:rPr>
+          <w:rFonts w:ascii="Consolas" w:eastAsia="Times New Roman" w:hAnsi="Consolas" w:cs="Times New Roman"/>
+          <w:color w:val="777777"/>
+          <w:sz w:val="21"/>
+          <w:szCs w:val="21"/>
+        </w:rPr>
+        <w:t>.</w:t>
+      </w:r>
+      <w:r>
+        <w:rPr>
+          <w:rFonts w:ascii="Consolas" w:eastAsia="Times New Roman" w:hAnsi="Consolas" w:cs="Times New Roman"/>
+          <w:color w:val="333333"/>
+          <w:sz w:val="21"/>
+          <w:szCs w:val="21"/>
+        </w:rPr>
+        <w:t>format</w:t>
+      </w:r>
+      <w:r>
+        <w:rPr>
+          <w:rFonts w:ascii="Consolas" w:eastAsia="Times New Roman" w:hAnsi="Consolas" w:cs="Times New Roman"/>
+          <w:color w:val="777777"/>
+          <w:sz w:val="21"/>
+          <w:szCs w:val="21"/>
+        </w:rPr>
+        <w:t>(</w:t>
+      </w:r>
+      <w:r>
+        <w:rPr>
+          <w:rFonts w:ascii="Consolas" w:eastAsia="Times New Roman" w:hAnsi="Consolas" w:cs="Times New Roman"/>
+          <w:color w:val="333333"/>
+          <w:sz w:val="21"/>
+          <w:szCs w:val="21"/>
+        </w:rPr>
+        <w:t>qiymat</w:t>
+      </w:r>
+      <w:r>
+        <w:rPr>
+          <w:rFonts w:ascii="Consolas" w:eastAsia="Times New Roman" w:hAnsi="Consolas" w:cs="Times New Roman"/>
+          <w:color w:val="777777"/>
+          <w:sz w:val="21"/>
+          <w:szCs w:val="21"/>
+        </w:rPr>
+        <w:t>)</w:t>
+      </w:r>
+    </w:p>
+    <w:p>
+      <w:pPr>
+        <w:jc w:val="both"/>
+        <w:rPr>
+          <w:rFonts w:ascii="Times New Roman" w:eastAsia="Times New Roman" w:hAnsi="Times New Roman" w:cs="Times New Roman"/>
+          <w:sz w:val="24"/>
+          <w:szCs w:val="24"/>
+        </w:rPr>
+      </w:pPr>
+      <w:r>
+        <w:rPr>
+          <w:rFonts w:ascii="Times New Roman" w:eastAsia="Times New Roman" w:hAnsi="Times New Roman" w:cs="Times New Roman"/>
+          <w:sz w:val="24"/>
+          <w:szCs w:val="24"/>
+        </w:rPr>
+        <w:t>Misol 1:</w:t>
+      </w:r>
+    </w:p>
+    <w:p>
+      <w:pPr>
+        <w:shd w:val="clear" w:color="auto" w:fill="F5F5F5"/>
+        <w:jc w:val="both"/>
+        <w:rPr>
+          <w:rFonts w:ascii="Consolas" w:eastAsia="Times New Roman" w:hAnsi="Consolas" w:cs="Times New Roman"/>
+          <w:color w:val="333333"/>
+          <w:sz w:val="21"/>
+          <w:szCs w:val="21"/>
+        </w:rPr>
+      </w:pPr>
+      <w:r>
+        <w:rPr>
+          <w:rFonts w:ascii="Consolas" w:eastAsia="Times New Roman" w:hAnsi="Consolas" w:cs="Times New Roman"/>
+          <w:color w:val="7A3E9D"/>
+          <w:sz w:val="21"/>
+          <w:szCs w:val="21"/>
+        </w:rPr>
         <w:lastRenderedPageBreak/>
-        <w:t>satr</w:t>
-      </w:r>
-      <w:r>
-        <w:rPr>
-          <w:rFonts w:ascii="Consolas" w:eastAsia="Times New Roman" w:hAnsi="Consolas" w:cs="Times New Roman"/>
-          <w:color w:val="777777"/>
-          <w:sz w:val="21"/>
-          <w:szCs w:val="21"/>
-        </w:rPr>
-        <w:t>.</w:t>
-      </w:r>
-      <w:r>
-        <w:rPr>
-          <w:rFonts w:ascii="Consolas" w:eastAsia="Times New Roman" w:hAnsi="Consolas" w:cs="Times New Roman"/>
-          <w:color w:val="333333"/>
-          <w:sz w:val="21"/>
-          <w:szCs w:val="21"/>
-        </w:rPr>
-        <w:t>format</w:t>
-      </w:r>
-      <w:r>
-        <w:rPr>
-          <w:rFonts w:ascii="Consolas" w:eastAsia="Times New Roman" w:hAnsi="Consolas" w:cs="Times New Roman"/>
-          <w:color w:val="777777"/>
-          <w:sz w:val="21"/>
-          <w:szCs w:val="21"/>
-        </w:rPr>
-        <w:t>(</w:t>
-      </w:r>
-      <w:r>
-        <w:rPr>
-          <w:rFonts w:ascii="Consolas" w:eastAsia="Times New Roman" w:hAnsi="Consolas" w:cs="Times New Roman"/>
-          <w:color w:val="333333"/>
-          <w:sz w:val="21"/>
-          <w:szCs w:val="21"/>
-        </w:rPr>
-        <w:t>qiymat</w:t>
-      </w:r>
-      <w:r>
-        <w:rPr>
-          <w:rFonts w:ascii="Consolas" w:eastAsia="Times New Roman" w:hAnsi="Consolas" w:cs="Times New Roman"/>
-          <w:color w:val="777777"/>
-          <w:sz w:val="21"/>
-          <w:szCs w:val="21"/>
-        </w:rPr>
-        <w:t>)</w:t>
-      </w:r>
-    </w:p>
-    <w:p>
-      <w:pPr>
-        <w:jc w:val="both"/>
-        <w:rPr>
-          <w:rFonts w:ascii="Times New Roman" w:eastAsia="Times New Roman" w:hAnsi="Times New Roman" w:cs="Times New Roman"/>
-          <w:sz w:val="24"/>
-          <w:szCs w:val="24"/>
-        </w:rPr>
-      </w:pPr>
-      <w:r>
-        <w:rPr>
-          <w:rFonts w:ascii="Times New Roman" w:eastAsia="Times New Roman" w:hAnsi="Times New Roman" w:cs="Times New Roman"/>
-          <w:sz w:val="24"/>
-          <w:szCs w:val="24"/>
-        </w:rPr>
-        <w:t>Misol 1:</w:t>
-      </w:r>
-    </w:p>
-    <w:p>
-      <w:pPr>
-        <w:shd w:val="clear" w:color="auto" w:fill="F5F5F5"/>
-        <w:jc w:val="both"/>
-        <w:rPr>
-          <w:rFonts w:ascii="Consolas" w:eastAsia="Times New Roman" w:hAnsi="Consolas" w:cs="Times New Roman"/>
-          <w:color w:val="333333"/>
-          <w:sz w:val="21"/>
-          <w:szCs w:val="21"/>
-        </w:rPr>
-      </w:pPr>
-      <w:r>
-        <w:rPr>
-          <w:rFonts w:ascii="Consolas" w:eastAsia="Times New Roman" w:hAnsi="Consolas" w:cs="Times New Roman"/>
-          <w:color w:val="7A3E9D"/>
-          <w:sz w:val="21"/>
-          <w:szCs w:val="21"/>
-        </w:rPr>
         <w:t>txt</w:t>
       </w:r>
       <w:r>
@@ -36425,203 +36425,203 @@
           <w:sz w:val="21"/>
           <w:szCs w:val="21"/>
         </w:rPr>
+        <w:t>txt</w:t>
+      </w:r>
+      <w:r>
+        <w:rPr>
+          <w:rFonts w:ascii="Consolas" w:eastAsia="Times New Roman" w:hAnsi="Consolas" w:cs="Times New Roman"/>
+          <w:color w:val="333333"/>
+          <w:sz w:val="21"/>
+          <w:szCs w:val="21"/>
+        </w:rPr>
+        <w:t xml:space="preserve"> </w:t>
+      </w:r>
+      <w:r>
+        <w:rPr>
+          <w:rFonts w:ascii="Consolas" w:eastAsia="Times New Roman" w:hAnsi="Consolas" w:cs="Times New Roman"/>
+          <w:color w:val="777777"/>
+          <w:sz w:val="21"/>
+          <w:szCs w:val="21"/>
+        </w:rPr>
+        <w:t>=</w:t>
+      </w:r>
+      <w:r>
+        <w:rPr>
+          <w:rFonts w:ascii="Consolas" w:eastAsia="Times New Roman" w:hAnsi="Consolas" w:cs="Times New Roman"/>
+          <w:color w:val="333333"/>
+          <w:sz w:val="21"/>
+          <w:szCs w:val="21"/>
+        </w:rPr>
+        <w:t xml:space="preserve"> </w:t>
+      </w:r>
+      <w:r>
+        <w:rPr>
+          <w:rFonts w:ascii="Consolas" w:eastAsia="Times New Roman" w:hAnsi="Consolas" w:cs="Times New Roman"/>
+          <w:color w:val="777777"/>
+          <w:sz w:val="21"/>
+          <w:szCs w:val="21"/>
+        </w:rPr>
+        <w:t>'</w:t>
+      </w:r>
+      <w:r>
+        <w:rPr>
+          <w:rFonts w:ascii="Consolas" w:eastAsia="Times New Roman" w:hAnsi="Consolas" w:cs="Times New Roman"/>
+          <w:color w:val="448C27"/>
+          <w:sz w:val="21"/>
+          <w:szCs w:val="21"/>
+        </w:rPr>
+        <w:t>abc</w:t>
+      </w:r>
+      <w:r>
+        <w:rPr>
+          <w:rFonts w:ascii="Consolas" w:eastAsia="Times New Roman" w:hAnsi="Consolas" w:cs="Times New Roman"/>
+          <w:color w:val="777777"/>
+          <w:sz w:val="21"/>
+          <w:szCs w:val="21"/>
+        </w:rPr>
+        <w:t>'</w:t>
+      </w:r>
+    </w:p>
+    <w:p>
+      <w:pPr>
+        <w:shd w:val="clear" w:color="auto" w:fill="F5F5F5"/>
+        <w:jc w:val="both"/>
+        <w:rPr>
+          <w:rFonts w:ascii="Consolas" w:eastAsia="Times New Roman" w:hAnsi="Consolas" w:cs="Times New Roman"/>
+          <w:color w:val="333333"/>
+          <w:sz w:val="21"/>
+          <w:szCs w:val="21"/>
+        </w:rPr>
+      </w:pPr>
+      <w:r>
+        <w:rPr>
+          <w:rFonts w:ascii="Consolas" w:eastAsia="Times New Roman" w:hAnsi="Consolas" w:cs="Times New Roman"/>
+          <w:b/>
+          <w:bCs/>
+          <w:color w:val="AA3731"/>
+          <w:sz w:val="21"/>
+          <w:szCs w:val="21"/>
+        </w:rPr>
+        <w:t>print</w:t>
+      </w:r>
+      <w:r>
+        <w:rPr>
+          <w:rFonts w:ascii="Consolas" w:eastAsia="Times New Roman" w:hAnsi="Consolas" w:cs="Times New Roman"/>
+          <w:color w:val="777777"/>
+          <w:sz w:val="21"/>
+          <w:szCs w:val="21"/>
+        </w:rPr>
+        <w:t>(</w:t>
+      </w:r>
+      <w:r>
+        <w:rPr>
+          <w:rFonts w:ascii="Consolas" w:eastAsia="Times New Roman" w:hAnsi="Consolas" w:cs="Times New Roman"/>
+          <w:color w:val="7A3E9D"/>
+          <w:sz w:val="21"/>
+          <w:szCs w:val="21"/>
+        </w:rPr>
+        <w:t>txt</w:t>
+      </w:r>
+      <w:r>
+        <w:rPr>
+          <w:rFonts w:ascii="Consolas" w:eastAsia="Times New Roman" w:hAnsi="Consolas" w:cs="Times New Roman"/>
+          <w:color w:val="777777"/>
+          <w:sz w:val="21"/>
+          <w:szCs w:val="21"/>
+        </w:rPr>
+        <w:t>.</w:t>
+      </w:r>
+      <w:r>
+        <w:rPr>
+          <w:rFonts w:ascii="Consolas" w:eastAsia="Times New Roman" w:hAnsi="Consolas" w:cs="Times New Roman"/>
+          <w:b/>
+          <w:bCs/>
+          <w:color w:val="AA3731"/>
+          <w:sz w:val="21"/>
+          <w:szCs w:val="21"/>
+        </w:rPr>
+        <w:t>ljust</w:t>
+      </w:r>
+      <w:r>
+        <w:rPr>
+          <w:rFonts w:ascii="Consolas" w:eastAsia="Times New Roman" w:hAnsi="Consolas" w:cs="Times New Roman"/>
+          <w:color w:val="777777"/>
+          <w:sz w:val="21"/>
+          <w:szCs w:val="21"/>
+        </w:rPr>
+        <w:t>(</w:t>
+      </w:r>
+      <w:r>
+        <w:rPr>
+          <w:rFonts w:ascii="Consolas" w:eastAsia="Times New Roman" w:hAnsi="Consolas" w:cs="Times New Roman"/>
+          <w:color w:val="9C5D27"/>
+          <w:sz w:val="21"/>
+          <w:szCs w:val="21"/>
+        </w:rPr>
+        <w:t>6</w:t>
+      </w:r>
+      <w:r>
+        <w:rPr>
+          <w:rFonts w:ascii="Consolas" w:eastAsia="Times New Roman" w:hAnsi="Consolas" w:cs="Times New Roman"/>
+          <w:color w:val="777777"/>
+          <w:sz w:val="21"/>
+          <w:szCs w:val="21"/>
+        </w:rPr>
+        <w:t>,</w:t>
+      </w:r>
+      <w:r>
+        <w:rPr>
+          <w:rFonts w:ascii="Consolas" w:eastAsia="Times New Roman" w:hAnsi="Consolas" w:cs="Times New Roman"/>
+          <w:color w:val="333333"/>
+          <w:sz w:val="21"/>
+          <w:szCs w:val="21"/>
+        </w:rPr>
+        <w:t xml:space="preserve"> </w:t>
+      </w:r>
+      <w:r>
+        <w:rPr>
+          <w:rFonts w:ascii="Consolas" w:eastAsia="Times New Roman" w:hAnsi="Consolas" w:cs="Times New Roman"/>
+          <w:color w:val="777777"/>
+          <w:sz w:val="21"/>
+          <w:szCs w:val="21"/>
+        </w:rPr>
+        <w:t>'</w:t>
+      </w:r>
+      <w:r>
+        <w:rPr>
+          <w:rFonts w:ascii="Consolas" w:eastAsia="Times New Roman" w:hAnsi="Consolas" w:cs="Times New Roman"/>
+          <w:color w:val="448C27"/>
+          <w:sz w:val="21"/>
+          <w:szCs w:val="21"/>
+        </w:rPr>
+        <w:t>!</w:t>
+      </w:r>
+      <w:r>
+        <w:rPr>
+          <w:rFonts w:ascii="Consolas" w:eastAsia="Times New Roman" w:hAnsi="Consolas" w:cs="Times New Roman"/>
+          <w:color w:val="777777"/>
+          <w:sz w:val="21"/>
+          <w:szCs w:val="21"/>
+        </w:rPr>
+        <w:t>'))</w:t>
+      </w:r>
+    </w:p>
+    <w:p>
+      <w:pPr>
+        <w:jc w:val="both"/>
+        <w:rPr>
+          <w:rFonts w:ascii="Times New Roman" w:eastAsia="Times New Roman" w:hAnsi="Times New Roman" w:cs="Times New Roman"/>
+          <w:sz w:val="24"/>
+          <w:szCs w:val="24"/>
+        </w:rPr>
+      </w:pPr>
+      <w:r>
+        <w:rPr>
+          <w:rFonts w:ascii="Times New Roman" w:eastAsia="Times New Roman" w:hAnsi="Times New Roman" w:cs="Times New Roman"/>
+          <w:sz w:val="24"/>
+          <w:szCs w:val="24"/>
+        </w:rPr>
         <w:lastRenderedPageBreak/>
-        <w:t>txt</w:t>
-      </w:r>
-      <w:r>
-        <w:rPr>
-          <w:rFonts w:ascii="Consolas" w:eastAsia="Times New Roman" w:hAnsi="Consolas" w:cs="Times New Roman"/>
-          <w:color w:val="333333"/>
-          <w:sz w:val="21"/>
-          <w:szCs w:val="21"/>
-        </w:rPr>
-        <w:t xml:space="preserve"> </w:t>
-      </w:r>
-      <w:r>
-        <w:rPr>
-          <w:rFonts w:ascii="Consolas" w:eastAsia="Times New Roman" w:hAnsi="Consolas" w:cs="Times New Roman"/>
-          <w:color w:val="777777"/>
-          <w:sz w:val="21"/>
-          <w:szCs w:val="21"/>
-        </w:rPr>
-        <w:t>=</w:t>
-      </w:r>
-      <w:r>
-        <w:rPr>
-          <w:rFonts w:ascii="Consolas" w:eastAsia="Times New Roman" w:hAnsi="Consolas" w:cs="Times New Roman"/>
-          <w:color w:val="333333"/>
-          <w:sz w:val="21"/>
-          <w:szCs w:val="21"/>
-        </w:rPr>
-        <w:t xml:space="preserve"> </w:t>
-      </w:r>
-      <w:r>
-        <w:rPr>
-          <w:rFonts w:ascii="Consolas" w:eastAsia="Times New Roman" w:hAnsi="Consolas" w:cs="Times New Roman"/>
-          <w:color w:val="777777"/>
-          <w:sz w:val="21"/>
-          <w:szCs w:val="21"/>
-        </w:rPr>
-        <w:t>'</w:t>
-      </w:r>
-      <w:r>
-        <w:rPr>
-          <w:rFonts w:ascii="Consolas" w:eastAsia="Times New Roman" w:hAnsi="Consolas" w:cs="Times New Roman"/>
-          <w:color w:val="448C27"/>
-          <w:sz w:val="21"/>
-          <w:szCs w:val="21"/>
-        </w:rPr>
-        <w:t>abc</w:t>
-      </w:r>
-      <w:r>
-        <w:rPr>
-          <w:rFonts w:ascii="Consolas" w:eastAsia="Times New Roman" w:hAnsi="Consolas" w:cs="Times New Roman"/>
-          <w:color w:val="777777"/>
-          <w:sz w:val="21"/>
-          <w:szCs w:val="21"/>
-        </w:rPr>
-        <w:t>'</w:t>
-      </w:r>
-    </w:p>
-    <w:p>
-      <w:pPr>
-        <w:shd w:val="clear" w:color="auto" w:fill="F5F5F5"/>
-        <w:jc w:val="both"/>
-        <w:rPr>
-          <w:rFonts w:ascii="Consolas" w:eastAsia="Times New Roman" w:hAnsi="Consolas" w:cs="Times New Roman"/>
-          <w:color w:val="333333"/>
-          <w:sz w:val="21"/>
-          <w:szCs w:val="21"/>
-        </w:rPr>
-      </w:pPr>
-      <w:r>
-        <w:rPr>
-          <w:rFonts w:ascii="Consolas" w:eastAsia="Times New Roman" w:hAnsi="Consolas" w:cs="Times New Roman"/>
-          <w:b/>
-          <w:bCs/>
-          <w:color w:val="AA3731"/>
-          <w:sz w:val="21"/>
-          <w:szCs w:val="21"/>
-        </w:rPr>
-        <w:t>print</w:t>
-      </w:r>
-      <w:r>
-        <w:rPr>
-          <w:rFonts w:ascii="Consolas" w:eastAsia="Times New Roman" w:hAnsi="Consolas" w:cs="Times New Roman"/>
-          <w:color w:val="777777"/>
-          <w:sz w:val="21"/>
-          <w:szCs w:val="21"/>
-        </w:rPr>
-        <w:t>(</w:t>
-      </w:r>
-      <w:r>
-        <w:rPr>
-          <w:rFonts w:ascii="Consolas" w:eastAsia="Times New Roman" w:hAnsi="Consolas" w:cs="Times New Roman"/>
-          <w:color w:val="7A3E9D"/>
-          <w:sz w:val="21"/>
-          <w:szCs w:val="21"/>
-        </w:rPr>
-        <w:t>txt</w:t>
-      </w:r>
-      <w:r>
-        <w:rPr>
-          <w:rFonts w:ascii="Consolas" w:eastAsia="Times New Roman" w:hAnsi="Consolas" w:cs="Times New Roman"/>
-          <w:color w:val="777777"/>
-          <w:sz w:val="21"/>
-          <w:szCs w:val="21"/>
-        </w:rPr>
-        <w:t>.</w:t>
-      </w:r>
-      <w:r>
-        <w:rPr>
-          <w:rFonts w:ascii="Consolas" w:eastAsia="Times New Roman" w:hAnsi="Consolas" w:cs="Times New Roman"/>
-          <w:b/>
-          <w:bCs/>
-          <w:color w:val="AA3731"/>
-          <w:sz w:val="21"/>
-          <w:szCs w:val="21"/>
-        </w:rPr>
-        <w:t>ljust</w:t>
-      </w:r>
-      <w:r>
-        <w:rPr>
-          <w:rFonts w:ascii="Consolas" w:eastAsia="Times New Roman" w:hAnsi="Consolas" w:cs="Times New Roman"/>
-          <w:color w:val="777777"/>
-          <w:sz w:val="21"/>
-          <w:szCs w:val="21"/>
-        </w:rPr>
-        <w:t>(</w:t>
-      </w:r>
-      <w:r>
-        <w:rPr>
-          <w:rFonts w:ascii="Consolas" w:eastAsia="Times New Roman" w:hAnsi="Consolas" w:cs="Times New Roman"/>
-          <w:color w:val="9C5D27"/>
-          <w:sz w:val="21"/>
-          <w:szCs w:val="21"/>
-        </w:rPr>
-        <w:t>6</w:t>
-      </w:r>
-      <w:r>
-        <w:rPr>
-          <w:rFonts w:ascii="Consolas" w:eastAsia="Times New Roman" w:hAnsi="Consolas" w:cs="Times New Roman"/>
-          <w:color w:val="777777"/>
-          <w:sz w:val="21"/>
-          <w:szCs w:val="21"/>
-        </w:rPr>
-        <w:t>,</w:t>
-      </w:r>
-      <w:r>
-        <w:rPr>
-          <w:rFonts w:ascii="Consolas" w:eastAsia="Times New Roman" w:hAnsi="Consolas" w:cs="Times New Roman"/>
-          <w:color w:val="333333"/>
-          <w:sz w:val="21"/>
-          <w:szCs w:val="21"/>
-        </w:rPr>
-        <w:t xml:space="preserve"> </w:t>
-      </w:r>
-      <w:r>
-        <w:rPr>
-          <w:rFonts w:ascii="Consolas" w:eastAsia="Times New Roman" w:hAnsi="Consolas" w:cs="Times New Roman"/>
-          <w:color w:val="777777"/>
-          <w:sz w:val="21"/>
-          <w:szCs w:val="21"/>
-        </w:rPr>
-        <w:t>'</w:t>
-      </w:r>
-      <w:r>
-        <w:rPr>
-          <w:rFonts w:ascii="Consolas" w:eastAsia="Times New Roman" w:hAnsi="Consolas" w:cs="Times New Roman"/>
-          <w:color w:val="448C27"/>
-          <w:sz w:val="21"/>
-          <w:szCs w:val="21"/>
-        </w:rPr>
-        <w:t>!</w:t>
-      </w:r>
-      <w:r>
-        <w:rPr>
-          <w:rFonts w:ascii="Consolas" w:eastAsia="Times New Roman" w:hAnsi="Consolas" w:cs="Times New Roman"/>
-          <w:color w:val="777777"/>
-          <w:sz w:val="21"/>
-          <w:szCs w:val="21"/>
-        </w:rPr>
-        <w:t>'))</w:t>
-      </w:r>
-    </w:p>
-    <w:p>
-      <w:pPr>
-        <w:jc w:val="both"/>
-        <w:rPr>
-          <w:rFonts w:ascii="Times New Roman" w:eastAsia="Times New Roman" w:hAnsi="Times New Roman" w:cs="Times New Roman"/>
-          <w:sz w:val="24"/>
-          <w:szCs w:val="24"/>
-        </w:rPr>
-      </w:pPr>
-      <w:r>
-        <w:rPr>
-          <w:rFonts w:ascii="Times New Roman" w:eastAsia="Times New Roman" w:hAnsi="Times New Roman" w:cs="Times New Roman"/>
-          <w:sz w:val="24"/>
-          <w:szCs w:val="24"/>
-        </w:rPr>
         <w:t>Natija:</w:t>
       </w:r>
     </w:p>
@@ -38219,28 +38219,28 @@
           <w:sz w:val="24"/>
           <w:szCs w:val="24"/>
         </w:rPr>
+        <w:t>Indeks chegaralarini belgilash bilan tekshirish:</w:t>
+      </w:r>
+    </w:p>
+    <w:p>
+      <w:pPr>
+        <w:shd w:val="clear" w:color="auto" w:fill="F5F5F5"/>
+        <w:jc w:val="both"/>
+        <w:rPr>
+          <w:rFonts w:ascii="Consolas" w:eastAsia="Times New Roman" w:hAnsi="Consolas" w:cs="Times New Roman"/>
+          <w:color w:val="333333"/>
+          <w:sz w:val="21"/>
+          <w:szCs w:val="21"/>
+        </w:rPr>
+      </w:pPr>
+      <w:r>
+        <w:rPr>
+          <w:rFonts w:ascii="Consolas" w:eastAsia="Times New Roman" w:hAnsi="Consolas" w:cs="Times New Roman"/>
+          <w:color w:val="7A3E9D"/>
+          <w:sz w:val="21"/>
+          <w:szCs w:val="21"/>
+        </w:rPr>
         <w:lastRenderedPageBreak/>
-        <w:t>Indeks chegaralarini belgilash bilan tekshirish:</w:t>
-      </w:r>
-    </w:p>
-    <w:p>
-      <w:pPr>
-        <w:shd w:val="clear" w:color="auto" w:fill="F5F5F5"/>
-        <w:jc w:val="both"/>
-        <w:rPr>
-          <w:rFonts w:ascii="Consolas" w:eastAsia="Times New Roman" w:hAnsi="Consolas" w:cs="Times New Roman"/>
-          <w:color w:val="333333"/>
-          <w:sz w:val="21"/>
-          <w:szCs w:val="21"/>
-        </w:rPr>
-      </w:pPr>
-      <w:r>
-        <w:rPr>
-          <w:rFonts w:ascii="Consolas" w:eastAsia="Times New Roman" w:hAnsi="Consolas" w:cs="Times New Roman"/>
-          <w:color w:val="7A3E9D"/>
-          <w:sz w:val="21"/>
-          <w:szCs w:val="21"/>
-        </w:rPr>
         <w:t>txt</w:t>
       </w:r>
       <w:r>
@@ -40007,221 +40007,221 @@
           <w:sz w:val="21"/>
           <w:szCs w:val="21"/>
         </w:rPr>
+        <w:t>txt</w:t>
+      </w:r>
+      <w:r>
+        <w:rPr>
+          <w:rFonts w:ascii="Consolas" w:eastAsia="Times New Roman" w:hAnsi="Consolas" w:cs="Times New Roman"/>
+          <w:color w:val="333333"/>
+          <w:sz w:val="21"/>
+          <w:szCs w:val="21"/>
+        </w:rPr>
+        <w:t xml:space="preserve"> </w:t>
+      </w:r>
+      <w:r>
+        <w:rPr>
+          <w:rFonts w:ascii="Consolas" w:eastAsia="Times New Roman" w:hAnsi="Consolas" w:cs="Times New Roman"/>
+          <w:color w:val="777777"/>
+          <w:sz w:val="21"/>
+          <w:szCs w:val="21"/>
+        </w:rPr>
+        <w:t>=</w:t>
+      </w:r>
+      <w:r>
+        <w:rPr>
+          <w:rFonts w:ascii="Consolas" w:eastAsia="Times New Roman" w:hAnsi="Consolas" w:cs="Times New Roman"/>
+          <w:color w:val="333333"/>
+          <w:sz w:val="21"/>
+          <w:szCs w:val="21"/>
+        </w:rPr>
+        <w:t xml:space="preserve"> </w:t>
+      </w:r>
+      <w:r>
+        <w:rPr>
+          <w:rFonts w:ascii="Consolas" w:eastAsia="Times New Roman" w:hAnsi="Consolas" w:cs="Times New Roman"/>
+          <w:color w:val="777777"/>
+          <w:sz w:val="21"/>
+          <w:szCs w:val="21"/>
+        </w:rPr>
+        <w:t>'</w:t>
+      </w:r>
+      <w:r>
+        <w:rPr>
+          <w:rFonts w:ascii="Consolas" w:eastAsia="Times New Roman" w:hAnsi="Consolas" w:cs="Times New Roman"/>
+          <w:color w:val="448C27"/>
+          <w:sz w:val="21"/>
+          <w:szCs w:val="21"/>
+        </w:rPr>
+        <w:t>abcadea</w:t>
+      </w:r>
+      <w:r>
+        <w:rPr>
+          <w:rFonts w:ascii="Consolas" w:eastAsia="Times New Roman" w:hAnsi="Consolas" w:cs="Times New Roman"/>
+          <w:color w:val="777777"/>
+          <w:sz w:val="21"/>
+          <w:szCs w:val="21"/>
+        </w:rPr>
+        <w:t>'</w:t>
+      </w:r>
+    </w:p>
+    <w:p>
+      <w:pPr>
+        <w:shd w:val="clear" w:color="auto" w:fill="F5F5F5"/>
+        <w:jc w:val="both"/>
+        <w:rPr>
+          <w:rFonts w:ascii="Consolas" w:eastAsia="Times New Roman" w:hAnsi="Consolas" w:cs="Times New Roman"/>
+          <w:color w:val="333333"/>
+          <w:sz w:val="21"/>
+          <w:szCs w:val="21"/>
+        </w:rPr>
+      </w:pPr>
+      <w:r>
+        <w:rPr>
+          <w:rFonts w:ascii="Consolas" w:eastAsia="Times New Roman" w:hAnsi="Consolas" w:cs="Times New Roman"/>
+          <w:b/>
+          <w:bCs/>
+          <w:color w:val="AA3731"/>
+          <w:sz w:val="21"/>
+          <w:szCs w:val="21"/>
+        </w:rPr>
+        <w:t>print</w:t>
+      </w:r>
+      <w:r>
+        <w:rPr>
+          <w:rFonts w:ascii="Consolas" w:eastAsia="Times New Roman" w:hAnsi="Consolas" w:cs="Times New Roman"/>
+          <w:color w:val="777777"/>
+          <w:sz w:val="21"/>
+          <w:szCs w:val="21"/>
+        </w:rPr>
+        <w:t>(</w:t>
+      </w:r>
+      <w:r>
+        <w:rPr>
+          <w:rFonts w:ascii="Consolas" w:eastAsia="Times New Roman" w:hAnsi="Consolas" w:cs="Times New Roman"/>
+          <w:color w:val="7A3E9D"/>
+          <w:sz w:val="21"/>
+          <w:szCs w:val="21"/>
+        </w:rPr>
+        <w:t>txt</w:t>
+      </w:r>
+      <w:r>
+        <w:rPr>
+          <w:rFonts w:ascii="Consolas" w:eastAsia="Times New Roman" w:hAnsi="Consolas" w:cs="Times New Roman"/>
+          <w:color w:val="777777"/>
+          <w:sz w:val="21"/>
+          <w:szCs w:val="21"/>
+        </w:rPr>
+        <w:t>.</w:t>
+      </w:r>
+      <w:r>
+        <w:rPr>
+          <w:rFonts w:ascii="Consolas" w:eastAsia="Times New Roman" w:hAnsi="Consolas" w:cs="Times New Roman"/>
+          <w:b/>
+          <w:bCs/>
+          <w:color w:val="AA3731"/>
+          <w:sz w:val="21"/>
+          <w:szCs w:val="21"/>
+        </w:rPr>
+        <w:t>find</w:t>
+      </w:r>
+      <w:r>
+        <w:rPr>
+          <w:rFonts w:ascii="Consolas" w:eastAsia="Times New Roman" w:hAnsi="Consolas" w:cs="Times New Roman"/>
+          <w:color w:val="777777"/>
+          <w:sz w:val="21"/>
+          <w:szCs w:val="21"/>
+        </w:rPr>
+        <w:t>('</w:t>
+      </w:r>
+      <w:r>
+        <w:rPr>
+          <w:rFonts w:ascii="Consolas" w:eastAsia="Times New Roman" w:hAnsi="Consolas" w:cs="Times New Roman"/>
+          <w:color w:val="448C27"/>
+          <w:sz w:val="21"/>
+          <w:szCs w:val="21"/>
+        </w:rPr>
+        <w:t>a</w:t>
+      </w:r>
+      <w:r>
+        <w:rPr>
+          <w:rFonts w:ascii="Consolas" w:eastAsia="Times New Roman" w:hAnsi="Consolas" w:cs="Times New Roman"/>
+          <w:color w:val="777777"/>
+          <w:sz w:val="21"/>
+          <w:szCs w:val="21"/>
+        </w:rPr>
+        <w:t>',</w:t>
+      </w:r>
+      <w:r>
+        <w:rPr>
+          <w:rFonts w:ascii="Consolas" w:eastAsia="Times New Roman" w:hAnsi="Consolas" w:cs="Times New Roman"/>
+          <w:color w:val="333333"/>
+          <w:sz w:val="21"/>
+          <w:szCs w:val="21"/>
+        </w:rPr>
+        <w:t xml:space="preserve"> </w:t>
+      </w:r>
+      <w:r>
+        <w:rPr>
+          <w:rFonts w:ascii="Consolas" w:eastAsia="Times New Roman" w:hAnsi="Consolas" w:cs="Times New Roman"/>
+          <w:color w:val="9C5D27"/>
+          <w:sz w:val="21"/>
+          <w:szCs w:val="21"/>
+        </w:rPr>
+        <w:t>1</w:t>
+      </w:r>
+      <w:r>
+        <w:rPr>
+          <w:rFonts w:ascii="Consolas" w:eastAsia="Times New Roman" w:hAnsi="Consolas" w:cs="Times New Roman"/>
+          <w:color w:val="777777"/>
+          <w:sz w:val="21"/>
+          <w:szCs w:val="21"/>
+        </w:rPr>
+        <w:t>,</w:t>
+      </w:r>
+      <w:r>
+        <w:rPr>
+          <w:rFonts w:ascii="Consolas" w:eastAsia="Times New Roman" w:hAnsi="Consolas" w:cs="Times New Roman"/>
+          <w:color w:val="333333"/>
+          <w:sz w:val="21"/>
+          <w:szCs w:val="21"/>
+        </w:rPr>
+        <w:t xml:space="preserve"> </w:t>
+      </w:r>
+      <w:r>
+        <w:rPr>
+          <w:rFonts w:ascii="Consolas" w:eastAsia="Times New Roman" w:hAnsi="Consolas" w:cs="Times New Roman"/>
+          <w:color w:val="9C5D27"/>
+          <w:sz w:val="21"/>
+          <w:szCs w:val="21"/>
+        </w:rPr>
+        <w:t>4</w:t>
+      </w:r>
+      <w:r>
+        <w:rPr>
+          <w:rFonts w:ascii="Consolas" w:eastAsia="Times New Roman" w:hAnsi="Consolas" w:cs="Times New Roman"/>
+          <w:color w:val="777777"/>
+          <w:sz w:val="21"/>
+          <w:szCs w:val="21"/>
+        </w:rPr>
+        <w:t>))</w:t>
+      </w:r>
+    </w:p>
+    <w:p>
+      <w:pPr>
+        <w:jc w:val="both"/>
+        <w:rPr>
+          <w:rFonts w:ascii="Times New Roman" w:eastAsia="Times New Roman" w:hAnsi="Times New Roman" w:cs="Times New Roman"/>
+          <w:sz w:val="24"/>
+          <w:szCs w:val="24"/>
+        </w:rPr>
+      </w:pPr>
+      <w:r>
+        <w:rPr>
+          <w:rFonts w:ascii="Times New Roman" w:eastAsia="Times New Roman" w:hAnsi="Times New Roman" w:cs="Times New Roman"/>
+          <w:sz w:val="24"/>
+          <w:szCs w:val="24"/>
+        </w:rPr>
         <w:lastRenderedPageBreak/>
-        <w:t>txt</w:t>
-      </w:r>
-      <w:r>
-        <w:rPr>
-          <w:rFonts w:ascii="Consolas" w:eastAsia="Times New Roman" w:hAnsi="Consolas" w:cs="Times New Roman"/>
-          <w:color w:val="333333"/>
-          <w:sz w:val="21"/>
-          <w:szCs w:val="21"/>
-        </w:rPr>
-        <w:t xml:space="preserve"> </w:t>
-      </w:r>
-      <w:r>
-        <w:rPr>
-          <w:rFonts w:ascii="Consolas" w:eastAsia="Times New Roman" w:hAnsi="Consolas" w:cs="Times New Roman"/>
-          <w:color w:val="777777"/>
-          <w:sz w:val="21"/>
-          <w:szCs w:val="21"/>
-        </w:rPr>
-        <w:t>=</w:t>
-      </w:r>
-      <w:r>
-        <w:rPr>
-          <w:rFonts w:ascii="Consolas" w:eastAsia="Times New Roman" w:hAnsi="Consolas" w:cs="Times New Roman"/>
-          <w:color w:val="333333"/>
-          <w:sz w:val="21"/>
-          <w:szCs w:val="21"/>
-        </w:rPr>
-        <w:t xml:space="preserve"> </w:t>
-      </w:r>
-      <w:r>
-        <w:rPr>
-          <w:rFonts w:ascii="Consolas" w:eastAsia="Times New Roman" w:hAnsi="Consolas" w:cs="Times New Roman"/>
-          <w:color w:val="777777"/>
-          <w:sz w:val="21"/>
-          <w:szCs w:val="21"/>
-        </w:rPr>
-        <w:t>'</w:t>
-      </w:r>
-      <w:r>
-        <w:rPr>
-          <w:rFonts w:ascii="Consolas" w:eastAsia="Times New Roman" w:hAnsi="Consolas" w:cs="Times New Roman"/>
-          <w:color w:val="448C27"/>
-          <w:sz w:val="21"/>
-          <w:szCs w:val="21"/>
-        </w:rPr>
-        <w:t>abcadea</w:t>
-      </w:r>
-      <w:r>
-        <w:rPr>
-          <w:rFonts w:ascii="Consolas" w:eastAsia="Times New Roman" w:hAnsi="Consolas" w:cs="Times New Roman"/>
-          <w:color w:val="777777"/>
-          <w:sz w:val="21"/>
-          <w:szCs w:val="21"/>
-        </w:rPr>
-        <w:t>'</w:t>
-      </w:r>
-    </w:p>
-    <w:p>
-      <w:pPr>
-        <w:shd w:val="clear" w:color="auto" w:fill="F5F5F5"/>
-        <w:jc w:val="both"/>
-        <w:rPr>
-          <w:rFonts w:ascii="Consolas" w:eastAsia="Times New Roman" w:hAnsi="Consolas" w:cs="Times New Roman"/>
-          <w:color w:val="333333"/>
-          <w:sz w:val="21"/>
-          <w:szCs w:val="21"/>
-        </w:rPr>
-      </w:pPr>
-      <w:r>
-        <w:rPr>
-          <w:rFonts w:ascii="Consolas" w:eastAsia="Times New Roman" w:hAnsi="Consolas" w:cs="Times New Roman"/>
-          <w:b/>
-          <w:bCs/>
-          <w:color w:val="AA3731"/>
-          <w:sz w:val="21"/>
-          <w:szCs w:val="21"/>
-        </w:rPr>
-        <w:t>print</w:t>
-      </w:r>
-      <w:r>
-        <w:rPr>
-          <w:rFonts w:ascii="Consolas" w:eastAsia="Times New Roman" w:hAnsi="Consolas" w:cs="Times New Roman"/>
-          <w:color w:val="777777"/>
-          <w:sz w:val="21"/>
-          <w:szCs w:val="21"/>
-        </w:rPr>
-        <w:t>(</w:t>
-      </w:r>
-      <w:r>
-        <w:rPr>
-          <w:rFonts w:ascii="Consolas" w:eastAsia="Times New Roman" w:hAnsi="Consolas" w:cs="Times New Roman"/>
-          <w:color w:val="7A3E9D"/>
-          <w:sz w:val="21"/>
-          <w:szCs w:val="21"/>
-        </w:rPr>
-        <w:t>txt</w:t>
-      </w:r>
-      <w:r>
-        <w:rPr>
-          <w:rFonts w:ascii="Consolas" w:eastAsia="Times New Roman" w:hAnsi="Consolas" w:cs="Times New Roman"/>
-          <w:color w:val="777777"/>
-          <w:sz w:val="21"/>
-          <w:szCs w:val="21"/>
-        </w:rPr>
-        <w:t>.</w:t>
-      </w:r>
-      <w:r>
-        <w:rPr>
-          <w:rFonts w:ascii="Consolas" w:eastAsia="Times New Roman" w:hAnsi="Consolas" w:cs="Times New Roman"/>
-          <w:b/>
-          <w:bCs/>
-          <w:color w:val="AA3731"/>
-          <w:sz w:val="21"/>
-          <w:szCs w:val="21"/>
-        </w:rPr>
-        <w:t>find</w:t>
-      </w:r>
-      <w:r>
-        <w:rPr>
-          <w:rFonts w:ascii="Consolas" w:eastAsia="Times New Roman" w:hAnsi="Consolas" w:cs="Times New Roman"/>
-          <w:color w:val="777777"/>
-          <w:sz w:val="21"/>
-          <w:szCs w:val="21"/>
-        </w:rPr>
-        <w:t>('</w:t>
-      </w:r>
-      <w:r>
-        <w:rPr>
-          <w:rFonts w:ascii="Consolas" w:eastAsia="Times New Roman" w:hAnsi="Consolas" w:cs="Times New Roman"/>
-          <w:color w:val="448C27"/>
-          <w:sz w:val="21"/>
-          <w:szCs w:val="21"/>
-        </w:rPr>
-        <w:t>a</w:t>
-      </w:r>
-      <w:r>
-        <w:rPr>
-          <w:rFonts w:ascii="Consolas" w:eastAsia="Times New Roman" w:hAnsi="Consolas" w:cs="Times New Roman"/>
-          <w:color w:val="777777"/>
-          <w:sz w:val="21"/>
-          <w:szCs w:val="21"/>
-        </w:rPr>
-        <w:t>',</w:t>
-      </w:r>
-      <w:r>
-        <w:rPr>
-          <w:rFonts w:ascii="Consolas" w:eastAsia="Times New Roman" w:hAnsi="Consolas" w:cs="Times New Roman"/>
-          <w:color w:val="333333"/>
-          <w:sz w:val="21"/>
-          <w:szCs w:val="21"/>
-        </w:rPr>
-        <w:t xml:space="preserve"> </w:t>
-      </w:r>
-      <w:r>
-        <w:rPr>
-          <w:rFonts w:ascii="Consolas" w:eastAsia="Times New Roman" w:hAnsi="Consolas" w:cs="Times New Roman"/>
-          <w:color w:val="9C5D27"/>
-          <w:sz w:val="21"/>
-          <w:szCs w:val="21"/>
-        </w:rPr>
-        <w:t>1</w:t>
-      </w:r>
-      <w:r>
-        <w:rPr>
-          <w:rFonts w:ascii="Consolas" w:eastAsia="Times New Roman" w:hAnsi="Consolas" w:cs="Times New Roman"/>
-          <w:color w:val="777777"/>
-          <w:sz w:val="21"/>
-          <w:szCs w:val="21"/>
-        </w:rPr>
-        <w:t>,</w:t>
-      </w:r>
-      <w:r>
-        <w:rPr>
-          <w:rFonts w:ascii="Consolas" w:eastAsia="Times New Roman" w:hAnsi="Consolas" w:cs="Times New Roman"/>
-          <w:color w:val="333333"/>
-          <w:sz w:val="21"/>
-          <w:szCs w:val="21"/>
-        </w:rPr>
-        <w:t xml:space="preserve"> </w:t>
-      </w:r>
-      <w:r>
-        <w:rPr>
-          <w:rFonts w:ascii="Consolas" w:eastAsia="Times New Roman" w:hAnsi="Consolas" w:cs="Times New Roman"/>
-          <w:color w:val="9C5D27"/>
-          <w:sz w:val="21"/>
-          <w:szCs w:val="21"/>
-        </w:rPr>
-        <w:t>4</w:t>
-      </w:r>
-      <w:r>
-        <w:rPr>
-          <w:rFonts w:ascii="Consolas" w:eastAsia="Times New Roman" w:hAnsi="Consolas" w:cs="Times New Roman"/>
-          <w:color w:val="777777"/>
-          <w:sz w:val="21"/>
-          <w:szCs w:val="21"/>
-        </w:rPr>
-        <w:t>))</w:t>
-      </w:r>
-    </w:p>
-    <w:p>
-      <w:pPr>
-        <w:jc w:val="both"/>
-        <w:rPr>
-          <w:rFonts w:ascii="Times New Roman" w:eastAsia="Times New Roman" w:hAnsi="Times New Roman" w:cs="Times New Roman"/>
-          <w:sz w:val="24"/>
-          <w:szCs w:val="24"/>
-        </w:rPr>
-      </w:pPr>
-      <w:r>
-        <w:rPr>
-          <w:rFonts w:ascii="Times New Roman" w:eastAsia="Times New Roman" w:hAnsi="Times New Roman" w:cs="Times New Roman"/>
-          <w:sz w:val="24"/>
-          <w:szCs w:val="24"/>
-        </w:rPr>
         <w:t>Natija:</w:t>
       </w:r>
     </w:p>
@@ -41825,28 +41825,28 @@
           <w:sz w:val="24"/>
           <w:szCs w:val="24"/>
         </w:rPr>
+        <w:t>Sintaksis</w:t>
+      </w:r>
+    </w:p>
+    <w:p>
+      <w:pPr>
+        <w:shd w:val="clear" w:color="auto" w:fill="F5F5F5"/>
+        <w:jc w:val="both"/>
+        <w:rPr>
+          <w:rFonts w:ascii="Consolas" w:eastAsia="Times New Roman" w:hAnsi="Consolas" w:cs="Times New Roman"/>
+          <w:color w:val="333333"/>
+          <w:sz w:val="21"/>
+          <w:szCs w:val="21"/>
+        </w:rPr>
+      </w:pPr>
+      <w:r>
+        <w:rPr>
+          <w:rFonts w:ascii="Consolas" w:eastAsia="Times New Roman" w:hAnsi="Consolas" w:cs="Times New Roman"/>
+          <w:color w:val="333333"/>
+          <w:sz w:val="21"/>
+          <w:szCs w:val="21"/>
+        </w:rPr>
         <w:lastRenderedPageBreak/>
-        <w:t>Sintaksis</w:t>
-      </w:r>
-    </w:p>
-    <w:p>
-      <w:pPr>
-        <w:shd w:val="clear" w:color="auto" w:fill="F5F5F5"/>
-        <w:jc w:val="both"/>
-        <w:rPr>
-          <w:rFonts w:ascii="Consolas" w:eastAsia="Times New Roman" w:hAnsi="Consolas" w:cs="Times New Roman"/>
-          <w:color w:val="333333"/>
-          <w:sz w:val="21"/>
-          <w:szCs w:val="21"/>
-        </w:rPr>
-      </w:pPr>
-      <w:r>
-        <w:rPr>
-          <w:rFonts w:ascii="Consolas" w:eastAsia="Times New Roman" w:hAnsi="Consolas" w:cs="Times New Roman"/>
-          <w:color w:val="333333"/>
-          <w:sz w:val="21"/>
-          <w:szCs w:val="21"/>
-        </w:rPr>
         <w:t>satr</w:t>
       </w:r>
       <w:r>
@@ -43664,105 +43664,105 @@
           <w:sz w:val="24"/>
           <w:szCs w:val="24"/>
         </w:rPr>
+        <w:t>Topilmagan kichik satr:</w:t>
+      </w:r>
+    </w:p>
+    <w:p>
+      <w:pPr>
+        <w:shd w:val="clear" w:color="auto" w:fill="F5F5F5"/>
+        <w:jc w:val="both"/>
+        <w:rPr>
+          <w:rFonts w:ascii="Consolas" w:eastAsia="Times New Roman" w:hAnsi="Consolas" w:cs="Times New Roman"/>
+          <w:color w:val="333333"/>
+          <w:sz w:val="21"/>
+          <w:szCs w:val="21"/>
+        </w:rPr>
+      </w:pPr>
+      <w:r>
+        <w:rPr>
+          <w:rFonts w:ascii="Consolas" w:eastAsia="Times New Roman" w:hAnsi="Consolas" w:cs="Times New Roman"/>
+          <w:color w:val="7A3E9D"/>
+          <w:sz w:val="21"/>
+          <w:szCs w:val="21"/>
+        </w:rPr>
+        <w:t>txt</w:t>
+      </w:r>
+      <w:r>
+        <w:rPr>
+          <w:rFonts w:ascii="Consolas" w:eastAsia="Times New Roman" w:hAnsi="Consolas" w:cs="Times New Roman"/>
+          <w:color w:val="333333"/>
+          <w:sz w:val="21"/>
+          <w:szCs w:val="21"/>
+        </w:rPr>
+        <w:t xml:space="preserve"> </w:t>
+      </w:r>
+      <w:r>
+        <w:rPr>
+          <w:rFonts w:ascii="Consolas" w:eastAsia="Times New Roman" w:hAnsi="Consolas" w:cs="Times New Roman"/>
+          <w:color w:val="777777"/>
+          <w:sz w:val="21"/>
+          <w:szCs w:val="21"/>
+        </w:rPr>
+        <w:t>=</w:t>
+      </w:r>
+      <w:r>
+        <w:rPr>
+          <w:rFonts w:ascii="Consolas" w:eastAsia="Times New Roman" w:hAnsi="Consolas" w:cs="Times New Roman"/>
+          <w:color w:val="333333"/>
+          <w:sz w:val="21"/>
+          <w:szCs w:val="21"/>
+        </w:rPr>
+        <w:t xml:space="preserve"> </w:t>
+      </w:r>
+      <w:r>
+        <w:rPr>
+          <w:rFonts w:ascii="Consolas" w:eastAsia="Times New Roman" w:hAnsi="Consolas" w:cs="Times New Roman"/>
+          <w:color w:val="777777"/>
+          <w:sz w:val="21"/>
+          <w:szCs w:val="21"/>
+        </w:rPr>
+        <w:t>'</w:t>
+      </w:r>
+      <w:r>
+        <w:rPr>
+          <w:rFonts w:ascii="Consolas" w:eastAsia="Times New Roman" w:hAnsi="Consolas" w:cs="Times New Roman"/>
+          <w:color w:val="448C27"/>
+          <w:sz w:val="21"/>
+          <w:szCs w:val="21"/>
+        </w:rPr>
+        <w:t>abacdea</w:t>
+      </w:r>
+      <w:r>
+        <w:rPr>
+          <w:rFonts w:ascii="Consolas" w:eastAsia="Times New Roman" w:hAnsi="Consolas" w:cs="Times New Roman"/>
+          <w:color w:val="777777"/>
+          <w:sz w:val="21"/>
+          <w:szCs w:val="21"/>
+        </w:rPr>
+        <w:t>'</w:t>
+      </w:r>
+    </w:p>
+    <w:p>
+      <w:pPr>
+        <w:shd w:val="clear" w:color="auto" w:fill="F5F5F5"/>
+        <w:jc w:val="both"/>
+        <w:rPr>
+          <w:rFonts w:ascii="Consolas" w:eastAsia="Times New Roman" w:hAnsi="Consolas" w:cs="Times New Roman"/>
+          <w:color w:val="333333"/>
+          <w:sz w:val="21"/>
+          <w:szCs w:val="21"/>
+        </w:rPr>
+      </w:pPr>
+      <w:r>
+        <w:rPr>
+          <w:rFonts w:ascii="Consolas" w:eastAsia="Times New Roman" w:hAnsi="Consolas" w:cs="Times New Roman"/>
+          <w:b/>
+          <w:bCs/>
+          <w:color w:val="AA3731"/>
+          <w:sz w:val="21"/>
+          <w:szCs w:val="21"/>
+        </w:rPr>
         <w:lastRenderedPageBreak/>
-        <w:t>Topilmagan kichik satr:</w:t>
-      </w:r>
-    </w:p>
-    <w:p>
-      <w:pPr>
-        <w:shd w:val="clear" w:color="auto" w:fill="F5F5F5"/>
-        <w:jc w:val="both"/>
-        <w:rPr>
-          <w:rFonts w:ascii="Consolas" w:eastAsia="Times New Roman" w:hAnsi="Consolas" w:cs="Times New Roman"/>
-          <w:color w:val="333333"/>
-          <w:sz w:val="21"/>
-          <w:szCs w:val="21"/>
-        </w:rPr>
-      </w:pPr>
-      <w:r>
-        <w:rPr>
-          <w:rFonts w:ascii="Consolas" w:eastAsia="Times New Roman" w:hAnsi="Consolas" w:cs="Times New Roman"/>
-          <w:color w:val="7A3E9D"/>
-          <w:sz w:val="21"/>
-          <w:szCs w:val="21"/>
-        </w:rPr>
-        <w:t>txt</w:t>
-      </w:r>
-      <w:r>
-        <w:rPr>
-          <w:rFonts w:ascii="Consolas" w:eastAsia="Times New Roman" w:hAnsi="Consolas" w:cs="Times New Roman"/>
-          <w:color w:val="333333"/>
-          <w:sz w:val="21"/>
-          <w:szCs w:val="21"/>
-        </w:rPr>
-        <w:t xml:space="preserve"> </w:t>
-      </w:r>
-      <w:r>
-        <w:rPr>
-          <w:rFonts w:ascii="Consolas" w:eastAsia="Times New Roman" w:hAnsi="Consolas" w:cs="Times New Roman"/>
-          <w:color w:val="777777"/>
-          <w:sz w:val="21"/>
-          <w:szCs w:val="21"/>
-        </w:rPr>
-        <w:t>=</w:t>
-      </w:r>
-      <w:r>
-        <w:rPr>
-          <w:rFonts w:ascii="Consolas" w:eastAsia="Times New Roman" w:hAnsi="Consolas" w:cs="Times New Roman"/>
-          <w:color w:val="333333"/>
-          <w:sz w:val="21"/>
-          <w:szCs w:val="21"/>
-        </w:rPr>
-        <w:t xml:space="preserve"> </w:t>
-      </w:r>
-      <w:r>
-        <w:rPr>
-          <w:rFonts w:ascii="Consolas" w:eastAsia="Times New Roman" w:hAnsi="Consolas" w:cs="Times New Roman"/>
-          <w:color w:val="777777"/>
-          <w:sz w:val="21"/>
-          <w:szCs w:val="21"/>
-        </w:rPr>
-        <w:t>'</w:t>
-      </w:r>
-      <w:r>
-        <w:rPr>
-          <w:rFonts w:ascii="Consolas" w:eastAsia="Times New Roman" w:hAnsi="Consolas" w:cs="Times New Roman"/>
-          <w:color w:val="448C27"/>
-          <w:sz w:val="21"/>
-          <w:szCs w:val="21"/>
-        </w:rPr>
-        <w:t>abacdea</w:t>
-      </w:r>
-      <w:r>
-        <w:rPr>
-          <w:rFonts w:ascii="Consolas" w:eastAsia="Times New Roman" w:hAnsi="Consolas" w:cs="Times New Roman"/>
-          <w:color w:val="777777"/>
-          <w:sz w:val="21"/>
-          <w:szCs w:val="21"/>
-        </w:rPr>
-        <w:t>'</w:t>
-      </w:r>
-    </w:p>
-    <w:p>
-      <w:pPr>
-        <w:shd w:val="clear" w:color="auto" w:fill="F5F5F5"/>
-        <w:jc w:val="both"/>
-        <w:rPr>
-          <w:rFonts w:ascii="Consolas" w:eastAsia="Times New Roman" w:hAnsi="Consolas" w:cs="Times New Roman"/>
-          <w:color w:val="333333"/>
-          <w:sz w:val="21"/>
-          <w:szCs w:val="21"/>
-        </w:rPr>
-      </w:pPr>
-      <w:r>
-        <w:rPr>
-          <w:rFonts w:ascii="Consolas" w:eastAsia="Times New Roman" w:hAnsi="Consolas" w:cs="Times New Roman"/>
-          <w:b/>
-          <w:bCs/>
-          <w:color w:val="AA3731"/>
-          <w:sz w:val="21"/>
-          <w:szCs w:val="21"/>
-        </w:rPr>
         <w:t>print</w:t>
       </w:r>
       <w:r>
@@ -45436,7 +45436,6 @@
           <w:sz w:val="21"/>
           <w:szCs w:val="21"/>
         </w:rPr>
-        <w:lastRenderedPageBreak/>
         <w:t>print</w:t>
       </w:r>
       <w:r>
@@ -45644,6 +45643,7 @@
           <w:sz w:val="28"/>
           <w:szCs w:val="28"/>
         </w:rPr>
+        <w:lastRenderedPageBreak/>
         <w:t>Python’da satrni tekshirish</w:t>
       </w:r>
     </w:p>
@@ -47007,7 +47007,6 @@
           <w:sz w:val="24"/>
           <w:szCs w:val="24"/>
         </w:rPr>
-        <w:lastRenderedPageBreak/>
         <w:t>Natija:</w:t>
       </w:r>
     </w:p>
@@ -47072,6 +47071,7 @@
           <w:sz w:val="24"/>
           <w:szCs w:val="24"/>
         </w:rPr>
+        <w:lastRenderedPageBreak/>
         <w:t>islower</w:t>
       </w:r>
       <w:r>
@@ -48382,46 +48382,46 @@
           <w:sz w:val="24"/>
           <w:szCs w:val="24"/>
         </w:rPr>
+        <w:t>Misol</w:t>
+      </w:r>
+    </w:p>
+    <w:p>
+      <w:pPr>
+        <w:jc w:val="both"/>
+        <w:rPr>
+          <w:rFonts w:ascii="Times New Roman" w:eastAsia="Times New Roman" w:hAnsi="Times New Roman" w:cs="Times New Roman"/>
+          <w:sz w:val="24"/>
+          <w:szCs w:val="24"/>
+        </w:rPr>
+      </w:pPr>
+      <w:r>
+        <w:rPr>
+          <w:rFonts w:ascii="Times New Roman" w:eastAsia="Times New Roman" w:hAnsi="Times New Roman" w:cs="Times New Roman"/>
+          <w:sz w:val="24"/>
+          <w:szCs w:val="24"/>
+        </w:rPr>
+        <w:t>Satr faqat harflar va raqamlardan iboratligini tekshiramiz:</w:t>
+      </w:r>
+    </w:p>
+    <w:p>
+      <w:pPr>
+        <w:shd w:val="clear" w:color="auto" w:fill="F5F5F5"/>
+        <w:jc w:val="both"/>
+        <w:rPr>
+          <w:rFonts w:ascii="Consolas" w:eastAsia="Times New Roman" w:hAnsi="Consolas" w:cs="Times New Roman"/>
+          <w:color w:val="333333"/>
+          <w:sz w:val="21"/>
+          <w:szCs w:val="21"/>
+        </w:rPr>
+      </w:pPr>
+      <w:r>
+        <w:rPr>
+          <w:rFonts w:ascii="Consolas" w:eastAsia="Times New Roman" w:hAnsi="Consolas" w:cs="Times New Roman"/>
+          <w:color w:val="7A3E9D"/>
+          <w:sz w:val="21"/>
+          <w:szCs w:val="21"/>
+        </w:rPr>
         <w:lastRenderedPageBreak/>
-        <w:t>Misol</w:t>
-      </w:r>
-    </w:p>
-    <w:p>
-      <w:pPr>
-        <w:jc w:val="both"/>
-        <w:rPr>
-          <w:rFonts w:ascii="Times New Roman" w:eastAsia="Times New Roman" w:hAnsi="Times New Roman" w:cs="Times New Roman"/>
-          <w:sz w:val="24"/>
-          <w:szCs w:val="24"/>
-        </w:rPr>
-      </w:pPr>
-      <w:r>
-        <w:rPr>
-          <w:rFonts w:ascii="Times New Roman" w:eastAsia="Times New Roman" w:hAnsi="Times New Roman" w:cs="Times New Roman"/>
-          <w:sz w:val="24"/>
-          <w:szCs w:val="24"/>
-        </w:rPr>
-        <w:t>Satr faqat harflar va raqamlardan iboratligini tekshiramiz:</w:t>
-      </w:r>
-    </w:p>
-    <w:p>
-      <w:pPr>
-        <w:shd w:val="clear" w:color="auto" w:fill="F5F5F5"/>
-        <w:jc w:val="both"/>
-        <w:rPr>
-          <w:rFonts w:ascii="Consolas" w:eastAsia="Times New Roman" w:hAnsi="Consolas" w:cs="Times New Roman"/>
-          <w:color w:val="333333"/>
-          <w:sz w:val="21"/>
-          <w:szCs w:val="21"/>
-        </w:rPr>
-      </w:pPr>
-      <w:r>
-        <w:rPr>
-          <w:rFonts w:ascii="Consolas" w:eastAsia="Times New Roman" w:hAnsi="Consolas" w:cs="Times New Roman"/>
-          <w:color w:val="7A3E9D"/>
-          <w:sz w:val="21"/>
-          <w:szCs w:val="21"/>
-        </w:rPr>
         <w:t>txt</w:t>
       </w:r>
       <w:r>
@@ -49820,105 +49820,105 @@
           <w:sz w:val="24"/>
           <w:szCs w:val="24"/>
         </w:rPr>
+        <w:t>Satrda boshqa belgilar bo‘lsa:</w:t>
+      </w:r>
+    </w:p>
+    <w:p>
+      <w:pPr>
+        <w:shd w:val="clear" w:color="auto" w:fill="F5F5F5"/>
+        <w:jc w:val="both"/>
+        <w:rPr>
+          <w:rFonts w:ascii="Consolas" w:eastAsia="Times New Roman" w:hAnsi="Consolas" w:cs="Times New Roman"/>
+          <w:color w:val="333333"/>
+          <w:sz w:val="21"/>
+          <w:szCs w:val="21"/>
+        </w:rPr>
+      </w:pPr>
+      <w:r>
+        <w:rPr>
+          <w:rFonts w:ascii="Consolas" w:eastAsia="Times New Roman" w:hAnsi="Consolas" w:cs="Times New Roman"/>
+          <w:color w:val="7A3E9D"/>
+          <w:sz w:val="21"/>
+          <w:szCs w:val="21"/>
+        </w:rPr>
+        <w:t>txt</w:t>
+      </w:r>
+      <w:r>
+        <w:rPr>
+          <w:rFonts w:ascii="Consolas" w:eastAsia="Times New Roman" w:hAnsi="Consolas" w:cs="Times New Roman"/>
+          <w:color w:val="333333"/>
+          <w:sz w:val="21"/>
+          <w:szCs w:val="21"/>
+        </w:rPr>
+        <w:t xml:space="preserve"> </w:t>
+      </w:r>
+      <w:r>
+        <w:rPr>
+          <w:rFonts w:ascii="Consolas" w:eastAsia="Times New Roman" w:hAnsi="Consolas" w:cs="Times New Roman"/>
+          <w:color w:val="777777"/>
+          <w:sz w:val="21"/>
+          <w:szCs w:val="21"/>
+        </w:rPr>
+        <w:t>=</w:t>
+      </w:r>
+      <w:r>
+        <w:rPr>
+          <w:rFonts w:ascii="Consolas" w:eastAsia="Times New Roman" w:hAnsi="Consolas" w:cs="Times New Roman"/>
+          <w:color w:val="333333"/>
+          <w:sz w:val="21"/>
+          <w:szCs w:val="21"/>
+        </w:rPr>
+        <w:t xml:space="preserve"> </w:t>
+      </w:r>
+      <w:r>
+        <w:rPr>
+          <w:rFonts w:ascii="Consolas" w:eastAsia="Times New Roman" w:hAnsi="Consolas" w:cs="Times New Roman"/>
+          <w:color w:val="777777"/>
+          <w:sz w:val="21"/>
+          <w:szCs w:val="21"/>
+        </w:rPr>
+        <w:t>'</w:t>
+      </w:r>
+      <w:r>
+        <w:rPr>
+          <w:rFonts w:ascii="Consolas" w:eastAsia="Times New Roman" w:hAnsi="Consolas" w:cs="Times New Roman"/>
+          <w:color w:val="448C27"/>
+          <w:sz w:val="21"/>
+          <w:szCs w:val="21"/>
+        </w:rPr>
+        <w:t>12345ab</w:t>
+      </w:r>
+      <w:r>
+        <w:rPr>
+          <w:rFonts w:ascii="Consolas" w:eastAsia="Times New Roman" w:hAnsi="Consolas" w:cs="Times New Roman"/>
+          <w:color w:val="777777"/>
+          <w:sz w:val="21"/>
+          <w:szCs w:val="21"/>
+        </w:rPr>
+        <w:t>'</w:t>
+      </w:r>
+    </w:p>
+    <w:p>
+      <w:pPr>
+        <w:shd w:val="clear" w:color="auto" w:fill="F5F5F5"/>
+        <w:jc w:val="both"/>
+        <w:rPr>
+          <w:rFonts w:ascii="Consolas" w:eastAsia="Times New Roman" w:hAnsi="Consolas" w:cs="Times New Roman"/>
+          <w:color w:val="333333"/>
+          <w:sz w:val="21"/>
+          <w:szCs w:val="21"/>
+        </w:rPr>
+      </w:pPr>
+      <w:r>
+        <w:rPr>
+          <w:rFonts w:ascii="Consolas" w:eastAsia="Times New Roman" w:hAnsi="Consolas" w:cs="Times New Roman"/>
+          <w:b/>
+          <w:bCs/>
+          <w:color w:val="AA3731"/>
+          <w:sz w:val="21"/>
+          <w:szCs w:val="21"/>
+        </w:rPr>
         <w:lastRenderedPageBreak/>
-        <w:t>Satrda boshqa belgilar bo‘lsa:</w:t>
-      </w:r>
-    </w:p>
-    <w:p>
-      <w:pPr>
-        <w:shd w:val="clear" w:color="auto" w:fill="F5F5F5"/>
-        <w:jc w:val="both"/>
-        <w:rPr>
-          <w:rFonts w:ascii="Consolas" w:eastAsia="Times New Roman" w:hAnsi="Consolas" w:cs="Times New Roman"/>
-          <w:color w:val="333333"/>
-          <w:sz w:val="21"/>
-          <w:szCs w:val="21"/>
-        </w:rPr>
-      </w:pPr>
-      <w:r>
-        <w:rPr>
-          <w:rFonts w:ascii="Consolas" w:eastAsia="Times New Roman" w:hAnsi="Consolas" w:cs="Times New Roman"/>
-          <w:color w:val="7A3E9D"/>
-          <w:sz w:val="21"/>
-          <w:szCs w:val="21"/>
-        </w:rPr>
-        <w:t>txt</w:t>
-      </w:r>
-      <w:r>
-        <w:rPr>
-          <w:rFonts w:ascii="Consolas" w:eastAsia="Times New Roman" w:hAnsi="Consolas" w:cs="Times New Roman"/>
-          <w:color w:val="333333"/>
-          <w:sz w:val="21"/>
-          <w:szCs w:val="21"/>
-        </w:rPr>
-        <w:t xml:space="preserve"> </w:t>
-      </w:r>
-      <w:r>
-        <w:rPr>
-          <w:rFonts w:ascii="Consolas" w:eastAsia="Times New Roman" w:hAnsi="Consolas" w:cs="Times New Roman"/>
-          <w:color w:val="777777"/>
-          <w:sz w:val="21"/>
-          <w:szCs w:val="21"/>
-        </w:rPr>
-        <w:t>=</w:t>
-      </w:r>
-      <w:r>
-        <w:rPr>
-          <w:rFonts w:ascii="Consolas" w:eastAsia="Times New Roman" w:hAnsi="Consolas" w:cs="Times New Roman"/>
-          <w:color w:val="333333"/>
-          <w:sz w:val="21"/>
-          <w:szCs w:val="21"/>
-        </w:rPr>
-        <w:t xml:space="preserve"> </w:t>
-      </w:r>
-      <w:r>
-        <w:rPr>
-          <w:rFonts w:ascii="Consolas" w:eastAsia="Times New Roman" w:hAnsi="Consolas" w:cs="Times New Roman"/>
-          <w:color w:val="777777"/>
-          <w:sz w:val="21"/>
-          <w:szCs w:val="21"/>
-        </w:rPr>
-        <w:t>'</w:t>
-      </w:r>
-      <w:r>
-        <w:rPr>
-          <w:rFonts w:ascii="Consolas" w:eastAsia="Times New Roman" w:hAnsi="Consolas" w:cs="Times New Roman"/>
-          <w:color w:val="448C27"/>
-          <w:sz w:val="21"/>
-          <w:szCs w:val="21"/>
-        </w:rPr>
-        <w:t>12345ab</w:t>
-      </w:r>
-      <w:r>
-        <w:rPr>
-          <w:rFonts w:ascii="Consolas" w:eastAsia="Times New Roman" w:hAnsi="Consolas" w:cs="Times New Roman"/>
-          <w:color w:val="777777"/>
-          <w:sz w:val="21"/>
-          <w:szCs w:val="21"/>
-        </w:rPr>
-        <w:t>'</w:t>
-      </w:r>
-    </w:p>
-    <w:p>
-      <w:pPr>
-        <w:shd w:val="clear" w:color="auto" w:fill="F5F5F5"/>
-        <w:jc w:val="both"/>
-        <w:rPr>
-          <w:rFonts w:ascii="Consolas" w:eastAsia="Times New Roman" w:hAnsi="Consolas" w:cs="Times New Roman"/>
-          <w:color w:val="333333"/>
-          <w:sz w:val="21"/>
-          <w:szCs w:val="21"/>
-        </w:rPr>
-      </w:pPr>
-      <w:r>
-        <w:rPr>
-          <w:rFonts w:ascii="Consolas" w:eastAsia="Times New Roman" w:hAnsi="Consolas" w:cs="Times New Roman"/>
-          <w:b/>
-          <w:bCs/>
-          <w:color w:val="AA3731"/>
-          <w:sz w:val="21"/>
-          <w:szCs w:val="21"/>
-        </w:rPr>
         <w:t>print</w:t>
       </w:r>
       <w:r>
@@ -51693,7 +51693,6 @@
           <w:sz w:val="24"/>
           <w:szCs w:val="24"/>
         </w:rPr>
-        <w:lastRenderedPageBreak/>
         <w:t>Natija:</w:t>
       </w:r>
     </w:p>
@@ -51751,7 +51750,7 @@
     <w:sectPr>
       <w:footerReference w:type="default" r:id="rId7"/>
       <w:pgSz w:w="11906" w:h="16838"/>
-      <w:pgMar w:top="1134" w:right="850" w:bottom="1134" w:left="1701" w:header="708" w:footer="708" w:gutter="0"/>
+      <w:pgMar w:top="1134" w:right="1134" w:bottom="1134" w:left="1134" w:header="709" w:footer="709" w:gutter="0"/>
       <w:cols w:space="708"/>
       <w:docGrid w:linePitch="360"/>
     </w:sectPr>
